--- a/engine/phar_study/EIPICO_Bibliography_09-09-2026.docx
+++ b/engine/phar_study/EIPICO_Bibliography_09-09-2026.docx
@@ -73,7 +73,7 @@
           <w:color w:val="6E7B77"/>
           <w:sz w:val="22"/>
         </w:rPr>
-        <w:t>Bibliography and complete list of inputs — the companion to the valuation study of 9 August 2026</w:t>
+        <w:t>Bibliography and complete list of inputs — the companion to the valuation study of 9 September 2026</w:t>
       </w:r>
     </w:p>
     <w:p>

--- a/engine/phar_study/EIPICO_Bibliography_09-09-2026.docx
+++ b/engine/phar_study/EIPICO_Bibliography_09-09-2026.docx
@@ -1824,8 +1824,8 @@
       <w:tblGrid>
         <w:gridCol w:w="2232"/>
         <w:gridCol w:w="1512"/>
-        <w:gridCol w:w="950"/>
-        <w:gridCol w:w="4810"/>
+        <w:gridCol w:w="1051"/>
+        <w:gridCol w:w="4709"/>
       </w:tblGrid>
       <w:tr>
         <w:tc>
@@ -1868,7 +1868,7 @@
         </w:tc>
         <w:tc>
           <w:tcPr>
-            <w:tcW w:type="dxa" w:w="950"/>
+            <w:tcW w:type="dxa" w:w="1051"/>
             <w:shd w:val="clear" w:color="auto" w:fill="EAF0EE"/>
           </w:tcPr>
           <w:p>
@@ -1887,7 +1887,7 @@
         </w:tc>
         <w:tc>
           <w:tcPr>
-            <w:tcW w:type="dxa" w:w="4810"/>
+            <w:tcW w:type="dxa" w:w="4709"/>
             <w:shd w:val="clear" w:color="auto" w:fill="EAF0EE"/>
           </w:tcPr>
           <w:p>
@@ -1943,7 +1943,7 @@
         </w:tc>
         <w:tc>
           <w:tcPr>
-            <w:tcW w:type="dxa" w:w="950"/>
+            <w:tcW w:type="dxa" w:w="1051"/>
           </w:tcPr>
           <w:p>
             <w:pPr>
@@ -1961,7 +1961,7 @@
         </w:tc>
         <w:tc>
           <w:tcPr>
-            <w:tcW w:type="dxa" w:w="4810"/>
+            <w:tcW w:type="dxa" w:w="4709"/>
           </w:tcPr>
           <w:p>
             <w:pPr>
@@ -2016,7 +2016,7 @@
         </w:tc>
         <w:tc>
           <w:tcPr>
-            <w:tcW w:type="dxa" w:w="950"/>
+            <w:tcW w:type="dxa" w:w="1051"/>
           </w:tcPr>
           <w:p>
             <w:pPr>
@@ -2034,7 +2034,7 @@
         </w:tc>
         <w:tc>
           <w:tcPr>
-            <w:tcW w:type="dxa" w:w="4810"/>
+            <w:tcW w:type="dxa" w:w="4709"/>
           </w:tcPr>
           <w:p>
             <w:pPr>
@@ -2089,7 +2089,7 @@
         </w:tc>
         <w:tc>
           <w:tcPr>
-            <w:tcW w:type="dxa" w:w="950"/>
+            <w:tcW w:type="dxa" w:w="1051"/>
           </w:tcPr>
           <w:p>
             <w:pPr>
@@ -2107,7 +2107,7 @@
         </w:tc>
         <w:tc>
           <w:tcPr>
-            <w:tcW w:type="dxa" w:w="4810"/>
+            <w:tcW w:type="dxa" w:w="4709"/>
           </w:tcPr>
           <w:p>
             <w:pPr>
@@ -2162,7 +2162,7 @@
         </w:tc>
         <w:tc>
           <w:tcPr>
-            <w:tcW w:type="dxa" w:w="950"/>
+            <w:tcW w:type="dxa" w:w="1051"/>
           </w:tcPr>
           <w:p>
             <w:pPr>
@@ -2180,7 +2180,7 @@
         </w:tc>
         <w:tc>
           <w:tcPr>
-            <w:tcW w:type="dxa" w:w="4810"/>
+            <w:tcW w:type="dxa" w:w="4709"/>
           </w:tcPr>
           <w:p>
             <w:pPr>
@@ -2235,7 +2235,7 @@
         </w:tc>
         <w:tc>
           <w:tcPr>
-            <w:tcW w:type="dxa" w:w="950"/>
+            <w:tcW w:type="dxa" w:w="1051"/>
           </w:tcPr>
           <w:p>
             <w:pPr>
@@ -2253,7 +2253,7 @@
         </w:tc>
         <w:tc>
           <w:tcPr>
-            <w:tcW w:type="dxa" w:w="4810"/>
+            <w:tcW w:type="dxa" w:w="4709"/>
           </w:tcPr>
           <w:p>
             <w:pPr>
@@ -2308,7 +2308,7 @@
         </w:tc>
         <w:tc>
           <w:tcPr>
-            <w:tcW w:type="dxa" w:w="950"/>
+            <w:tcW w:type="dxa" w:w="1051"/>
           </w:tcPr>
           <w:p>
             <w:pPr>
@@ -2326,7 +2326,7 @@
         </w:tc>
         <w:tc>
           <w:tcPr>
-            <w:tcW w:type="dxa" w:w="4810"/>
+            <w:tcW w:type="dxa" w:w="4709"/>
           </w:tcPr>
           <w:p>
             <w:pPr>
@@ -2381,7 +2381,7 @@
         </w:tc>
         <w:tc>
           <w:tcPr>
-            <w:tcW w:type="dxa" w:w="950"/>
+            <w:tcW w:type="dxa" w:w="1051"/>
           </w:tcPr>
           <w:p>
             <w:pPr>
@@ -2399,7 +2399,7 @@
         </w:tc>
         <w:tc>
           <w:tcPr>
-            <w:tcW w:type="dxa" w:w="4810"/>
+            <w:tcW w:type="dxa" w:w="4709"/>
           </w:tcPr>
           <w:p>
             <w:pPr>
@@ -2454,7 +2454,7 @@
         </w:tc>
         <w:tc>
           <w:tcPr>
-            <w:tcW w:type="dxa" w:w="950"/>
+            <w:tcW w:type="dxa" w:w="1051"/>
           </w:tcPr>
           <w:p>
             <w:pPr>
@@ -2472,7 +2472,7 @@
         </w:tc>
         <w:tc>
           <w:tcPr>
-            <w:tcW w:type="dxa" w:w="4810"/>
+            <w:tcW w:type="dxa" w:w="4709"/>
           </w:tcPr>
           <w:p>
             <w:pPr>
@@ -2527,7 +2527,7 @@
         </w:tc>
         <w:tc>
           <w:tcPr>
-            <w:tcW w:type="dxa" w:w="950"/>
+            <w:tcW w:type="dxa" w:w="1051"/>
           </w:tcPr>
           <w:p>
             <w:pPr>
@@ -2545,7 +2545,7 @@
         </w:tc>
         <w:tc>
           <w:tcPr>
-            <w:tcW w:type="dxa" w:w="4810"/>
+            <w:tcW w:type="dxa" w:w="4709"/>
           </w:tcPr>
           <w:p>
             <w:pPr>
@@ -2600,7 +2600,7 @@
         </w:tc>
         <w:tc>
           <w:tcPr>
-            <w:tcW w:type="dxa" w:w="950"/>
+            <w:tcW w:type="dxa" w:w="1051"/>
           </w:tcPr>
           <w:p>
             <w:pPr>
@@ -2618,7 +2618,7 @@
         </w:tc>
         <w:tc>
           <w:tcPr>
-            <w:tcW w:type="dxa" w:w="4810"/>
+            <w:tcW w:type="dxa" w:w="4709"/>
           </w:tcPr>
           <w:p>
             <w:pPr>
@@ -2673,7 +2673,7 @@
         </w:tc>
         <w:tc>
           <w:tcPr>
-            <w:tcW w:type="dxa" w:w="950"/>
+            <w:tcW w:type="dxa" w:w="1051"/>
           </w:tcPr>
           <w:p>
             <w:pPr>
@@ -2691,7 +2691,7 @@
         </w:tc>
         <w:tc>
           <w:tcPr>
-            <w:tcW w:type="dxa" w:w="4810"/>
+            <w:tcW w:type="dxa" w:w="4709"/>
           </w:tcPr>
           <w:p>
             <w:pPr>
@@ -2746,7 +2746,7 @@
         </w:tc>
         <w:tc>
           <w:tcPr>
-            <w:tcW w:type="dxa" w:w="950"/>
+            <w:tcW w:type="dxa" w:w="1051"/>
           </w:tcPr>
           <w:p>
             <w:pPr>
@@ -2764,7 +2764,7 @@
         </w:tc>
         <w:tc>
           <w:tcPr>
-            <w:tcW w:type="dxa" w:w="4810"/>
+            <w:tcW w:type="dxa" w:w="4709"/>
           </w:tcPr>
           <w:p>
             <w:pPr>
@@ -2819,7 +2819,7 @@
         </w:tc>
         <w:tc>
           <w:tcPr>
-            <w:tcW w:type="dxa" w:w="950"/>
+            <w:tcW w:type="dxa" w:w="1051"/>
           </w:tcPr>
           <w:p>
             <w:pPr>
@@ -2837,7 +2837,7 @@
         </w:tc>
         <w:tc>
           <w:tcPr>
-            <w:tcW w:type="dxa" w:w="4810"/>
+            <w:tcW w:type="dxa" w:w="4709"/>
           </w:tcPr>
           <w:p>
             <w:pPr>
@@ -2892,7 +2892,7 @@
         </w:tc>
         <w:tc>
           <w:tcPr>
-            <w:tcW w:type="dxa" w:w="950"/>
+            <w:tcW w:type="dxa" w:w="1051"/>
           </w:tcPr>
           <w:p>
             <w:pPr>
@@ -2910,7 +2910,7 @@
         </w:tc>
         <w:tc>
           <w:tcPr>
-            <w:tcW w:type="dxa" w:w="4810"/>
+            <w:tcW w:type="dxa" w:w="4709"/>
           </w:tcPr>
           <w:p>
             <w:pPr>
@@ -2965,7 +2965,7 @@
         </w:tc>
         <w:tc>
           <w:tcPr>
-            <w:tcW w:type="dxa" w:w="950"/>
+            <w:tcW w:type="dxa" w:w="1051"/>
           </w:tcPr>
           <w:p>
             <w:pPr>
@@ -2983,7 +2983,7 @@
         </w:tc>
         <w:tc>
           <w:tcPr>
-            <w:tcW w:type="dxa" w:w="4810"/>
+            <w:tcW w:type="dxa" w:w="4709"/>
           </w:tcPr>
           <w:p>
             <w:pPr>
@@ -3038,7 +3038,7 @@
         </w:tc>
         <w:tc>
           <w:tcPr>
-            <w:tcW w:type="dxa" w:w="950"/>
+            <w:tcW w:type="dxa" w:w="1051"/>
           </w:tcPr>
           <w:p>
             <w:pPr>
@@ -3056,7 +3056,7 @@
         </w:tc>
         <w:tc>
           <w:tcPr>
-            <w:tcW w:type="dxa" w:w="4810"/>
+            <w:tcW w:type="dxa" w:w="4709"/>
           </w:tcPr>
           <w:p>
             <w:pPr>
@@ -3111,7 +3111,7 @@
         </w:tc>
         <w:tc>
           <w:tcPr>
-            <w:tcW w:type="dxa" w:w="950"/>
+            <w:tcW w:type="dxa" w:w="1051"/>
           </w:tcPr>
           <w:p>
             <w:pPr>
@@ -3129,7 +3129,7 @@
         </w:tc>
         <w:tc>
           <w:tcPr>
-            <w:tcW w:type="dxa" w:w="4810"/>
+            <w:tcW w:type="dxa" w:w="4709"/>
           </w:tcPr>
           <w:p>
             <w:pPr>
@@ -3184,7 +3184,7 @@
         </w:tc>
         <w:tc>
           <w:tcPr>
-            <w:tcW w:type="dxa" w:w="950"/>
+            <w:tcW w:type="dxa" w:w="1051"/>
           </w:tcPr>
           <w:p>
             <w:pPr>
@@ -3202,7 +3202,7 @@
         </w:tc>
         <w:tc>
           <w:tcPr>
-            <w:tcW w:type="dxa" w:w="4810"/>
+            <w:tcW w:type="dxa" w:w="4709"/>
           </w:tcPr>
           <w:p>
             <w:pPr>
@@ -3257,7 +3257,7 @@
         </w:tc>
         <w:tc>
           <w:tcPr>
-            <w:tcW w:type="dxa" w:w="950"/>
+            <w:tcW w:type="dxa" w:w="1051"/>
           </w:tcPr>
           <w:p>
             <w:pPr>
@@ -3275,7 +3275,7 @@
         </w:tc>
         <w:tc>
           <w:tcPr>
-            <w:tcW w:type="dxa" w:w="4810"/>
+            <w:tcW w:type="dxa" w:w="4709"/>
           </w:tcPr>
           <w:p>
             <w:pPr>
@@ -3330,7 +3330,7 @@
         </w:tc>
         <w:tc>
           <w:tcPr>
-            <w:tcW w:type="dxa" w:w="950"/>
+            <w:tcW w:type="dxa" w:w="1051"/>
           </w:tcPr>
           <w:p>
             <w:pPr>
@@ -3348,7 +3348,7 @@
         </w:tc>
         <w:tc>
           <w:tcPr>
-            <w:tcW w:type="dxa" w:w="4810"/>
+            <w:tcW w:type="dxa" w:w="4709"/>
           </w:tcPr>
           <w:p>
             <w:pPr>
@@ -3403,7 +3403,7 @@
         </w:tc>
         <w:tc>
           <w:tcPr>
-            <w:tcW w:type="dxa" w:w="950"/>
+            <w:tcW w:type="dxa" w:w="1051"/>
           </w:tcPr>
           <w:p>
             <w:pPr>
@@ -3421,7 +3421,7 @@
         </w:tc>
         <w:tc>
           <w:tcPr>
-            <w:tcW w:type="dxa" w:w="4810"/>
+            <w:tcW w:type="dxa" w:w="4709"/>
           </w:tcPr>
           <w:p>
             <w:pPr>
@@ -3476,7 +3476,7 @@
         </w:tc>
         <w:tc>
           <w:tcPr>
-            <w:tcW w:type="dxa" w:w="950"/>
+            <w:tcW w:type="dxa" w:w="1051"/>
           </w:tcPr>
           <w:p>
             <w:pPr>
@@ -3494,7 +3494,7 @@
         </w:tc>
         <w:tc>
           <w:tcPr>
-            <w:tcW w:type="dxa" w:w="4810"/>
+            <w:tcW w:type="dxa" w:w="4709"/>
           </w:tcPr>
           <w:p>
             <w:pPr>
@@ -3549,7 +3549,7 @@
         </w:tc>
         <w:tc>
           <w:tcPr>
-            <w:tcW w:type="dxa" w:w="950"/>
+            <w:tcW w:type="dxa" w:w="1051"/>
           </w:tcPr>
           <w:p>
             <w:pPr>
@@ -3567,7 +3567,7 @@
         </w:tc>
         <w:tc>
           <w:tcPr>
-            <w:tcW w:type="dxa" w:w="4810"/>
+            <w:tcW w:type="dxa" w:w="4709"/>
           </w:tcPr>
           <w:p>
             <w:pPr>
@@ -3622,7 +3622,7 @@
         </w:tc>
         <w:tc>
           <w:tcPr>
-            <w:tcW w:type="dxa" w:w="950"/>
+            <w:tcW w:type="dxa" w:w="1051"/>
           </w:tcPr>
           <w:p>
             <w:pPr>
@@ -3640,7 +3640,7 @@
         </w:tc>
         <w:tc>
           <w:tcPr>
-            <w:tcW w:type="dxa" w:w="4810"/>
+            <w:tcW w:type="dxa" w:w="4709"/>
           </w:tcPr>
           <w:p>
             <w:pPr>
@@ -3695,7 +3695,7 @@
         </w:tc>
         <w:tc>
           <w:tcPr>
-            <w:tcW w:type="dxa" w:w="950"/>
+            <w:tcW w:type="dxa" w:w="1051"/>
           </w:tcPr>
           <w:p>
             <w:pPr>
@@ -3713,7 +3713,7 @@
         </w:tc>
         <w:tc>
           <w:tcPr>
-            <w:tcW w:type="dxa" w:w="4810"/>
+            <w:tcW w:type="dxa" w:w="4709"/>
           </w:tcPr>
           <w:p>
             <w:pPr>
@@ -3768,7 +3768,7 @@
         </w:tc>
         <w:tc>
           <w:tcPr>
-            <w:tcW w:type="dxa" w:w="950"/>
+            <w:tcW w:type="dxa" w:w="1051"/>
           </w:tcPr>
           <w:p>
             <w:pPr>
@@ -3786,7 +3786,7 @@
         </w:tc>
         <w:tc>
           <w:tcPr>
-            <w:tcW w:type="dxa" w:w="4810"/>
+            <w:tcW w:type="dxa" w:w="4709"/>
           </w:tcPr>
           <w:p>
             <w:pPr>
@@ -3841,7 +3841,7 @@
         </w:tc>
         <w:tc>
           <w:tcPr>
-            <w:tcW w:type="dxa" w:w="950"/>
+            <w:tcW w:type="dxa" w:w="1051"/>
           </w:tcPr>
           <w:p>
             <w:pPr>
@@ -3859,7 +3859,7 @@
         </w:tc>
         <w:tc>
           <w:tcPr>
-            <w:tcW w:type="dxa" w:w="4810"/>
+            <w:tcW w:type="dxa" w:w="4709"/>
           </w:tcPr>
           <w:p>
             <w:pPr>
@@ -3914,7 +3914,7 @@
         </w:tc>
         <w:tc>
           <w:tcPr>
-            <w:tcW w:type="dxa" w:w="950"/>
+            <w:tcW w:type="dxa" w:w="1051"/>
           </w:tcPr>
           <w:p>
             <w:pPr>
@@ -3932,7 +3932,7 @@
         </w:tc>
         <w:tc>
           <w:tcPr>
-            <w:tcW w:type="dxa" w:w="4810"/>
+            <w:tcW w:type="dxa" w:w="4709"/>
           </w:tcPr>
           <w:p>
             <w:pPr>
@@ -3987,7 +3987,7 @@
         </w:tc>
         <w:tc>
           <w:tcPr>
-            <w:tcW w:type="dxa" w:w="950"/>
+            <w:tcW w:type="dxa" w:w="1051"/>
           </w:tcPr>
           <w:p>
             <w:pPr>
@@ -4005,7 +4005,7 @@
         </w:tc>
         <w:tc>
           <w:tcPr>
-            <w:tcW w:type="dxa" w:w="4810"/>
+            <w:tcW w:type="dxa" w:w="4709"/>
           </w:tcPr>
           <w:p>
             <w:pPr>
@@ -4060,7 +4060,7 @@
         </w:tc>
         <w:tc>
           <w:tcPr>
-            <w:tcW w:type="dxa" w:w="950"/>
+            <w:tcW w:type="dxa" w:w="1051"/>
           </w:tcPr>
           <w:p>
             <w:pPr>
@@ -4078,7 +4078,7 @@
         </w:tc>
         <w:tc>
           <w:tcPr>
-            <w:tcW w:type="dxa" w:w="4810"/>
+            <w:tcW w:type="dxa" w:w="4709"/>
           </w:tcPr>
           <w:p>
             <w:pPr>
@@ -4133,7 +4133,7 @@
         </w:tc>
         <w:tc>
           <w:tcPr>
-            <w:tcW w:type="dxa" w:w="950"/>
+            <w:tcW w:type="dxa" w:w="1051"/>
           </w:tcPr>
           <w:p>
             <w:pPr>
@@ -4151,7 +4151,7 @@
         </w:tc>
         <w:tc>
           <w:tcPr>
-            <w:tcW w:type="dxa" w:w="4810"/>
+            <w:tcW w:type="dxa" w:w="4709"/>
           </w:tcPr>
           <w:p>
             <w:pPr>
@@ -4206,7 +4206,7 @@
         </w:tc>
         <w:tc>
           <w:tcPr>
-            <w:tcW w:type="dxa" w:w="950"/>
+            <w:tcW w:type="dxa" w:w="1051"/>
           </w:tcPr>
           <w:p>
             <w:pPr>
@@ -4224,7 +4224,7 @@
         </w:tc>
         <w:tc>
           <w:tcPr>
-            <w:tcW w:type="dxa" w:w="4810"/>
+            <w:tcW w:type="dxa" w:w="4709"/>
           </w:tcPr>
           <w:p>
             <w:pPr>
@@ -4279,7 +4279,7 @@
         </w:tc>
         <w:tc>
           <w:tcPr>
-            <w:tcW w:type="dxa" w:w="950"/>
+            <w:tcW w:type="dxa" w:w="1051"/>
           </w:tcPr>
           <w:p>
             <w:pPr>
@@ -4297,7 +4297,7 @@
         </w:tc>
         <w:tc>
           <w:tcPr>
-            <w:tcW w:type="dxa" w:w="4810"/>
+            <w:tcW w:type="dxa" w:w="4709"/>
           </w:tcPr>
           <w:p>
             <w:pPr>
@@ -4352,7 +4352,7 @@
         </w:tc>
         <w:tc>
           <w:tcPr>
-            <w:tcW w:type="dxa" w:w="950"/>
+            <w:tcW w:type="dxa" w:w="1051"/>
           </w:tcPr>
           <w:p>
             <w:pPr>
@@ -4370,7 +4370,7 @@
         </w:tc>
         <w:tc>
           <w:tcPr>
-            <w:tcW w:type="dxa" w:w="4810"/>
+            <w:tcW w:type="dxa" w:w="4709"/>
           </w:tcPr>
           <w:p>
             <w:pPr>
@@ -4425,7 +4425,7 @@
         </w:tc>
         <w:tc>
           <w:tcPr>
-            <w:tcW w:type="dxa" w:w="950"/>
+            <w:tcW w:type="dxa" w:w="1051"/>
           </w:tcPr>
           <w:p>
             <w:pPr>
@@ -4443,7 +4443,7 @@
         </w:tc>
         <w:tc>
           <w:tcPr>
-            <w:tcW w:type="dxa" w:w="4810"/>
+            <w:tcW w:type="dxa" w:w="4709"/>
           </w:tcPr>
           <w:p>
             <w:pPr>
@@ -4498,7 +4498,7 @@
         </w:tc>
         <w:tc>
           <w:tcPr>
-            <w:tcW w:type="dxa" w:w="950"/>
+            <w:tcW w:type="dxa" w:w="1051"/>
           </w:tcPr>
           <w:p>
             <w:pPr>
@@ -4516,7 +4516,7 @@
         </w:tc>
         <w:tc>
           <w:tcPr>
-            <w:tcW w:type="dxa" w:w="4810"/>
+            <w:tcW w:type="dxa" w:w="4709"/>
           </w:tcPr>
           <w:p>
             <w:pPr>
@@ -4571,7 +4571,7 @@
         </w:tc>
         <w:tc>
           <w:tcPr>
-            <w:tcW w:type="dxa" w:w="950"/>
+            <w:tcW w:type="dxa" w:w="1051"/>
           </w:tcPr>
           <w:p>
             <w:pPr>
@@ -4589,7 +4589,7 @@
         </w:tc>
         <w:tc>
           <w:tcPr>
-            <w:tcW w:type="dxa" w:w="4810"/>
+            <w:tcW w:type="dxa" w:w="4709"/>
           </w:tcPr>
           <w:p>
             <w:pPr>
@@ -4644,7 +4644,7 @@
         </w:tc>
         <w:tc>
           <w:tcPr>
-            <w:tcW w:type="dxa" w:w="950"/>
+            <w:tcW w:type="dxa" w:w="1051"/>
           </w:tcPr>
           <w:p>
             <w:pPr>
@@ -4662,7 +4662,7 @@
         </w:tc>
         <w:tc>
           <w:tcPr>
-            <w:tcW w:type="dxa" w:w="4810"/>
+            <w:tcW w:type="dxa" w:w="4709"/>
           </w:tcPr>
           <w:p>
             <w:pPr>
@@ -4717,7 +4717,7 @@
         </w:tc>
         <w:tc>
           <w:tcPr>
-            <w:tcW w:type="dxa" w:w="950"/>
+            <w:tcW w:type="dxa" w:w="1051"/>
           </w:tcPr>
           <w:p>
             <w:pPr>
@@ -4735,7 +4735,7 @@
         </w:tc>
         <w:tc>
           <w:tcPr>
-            <w:tcW w:type="dxa" w:w="4810"/>
+            <w:tcW w:type="dxa" w:w="4709"/>
           </w:tcPr>
           <w:p>
             <w:pPr>
@@ -4790,7 +4790,7 @@
         </w:tc>
         <w:tc>
           <w:tcPr>
-            <w:tcW w:type="dxa" w:w="950"/>
+            <w:tcW w:type="dxa" w:w="1051"/>
           </w:tcPr>
           <w:p>
             <w:pPr>
@@ -4808,7 +4808,7 @@
         </w:tc>
         <w:tc>
           <w:tcPr>
-            <w:tcW w:type="dxa" w:w="4810"/>
+            <w:tcW w:type="dxa" w:w="4709"/>
           </w:tcPr>
           <w:p>
             <w:pPr>
@@ -4863,7 +4863,7 @@
         </w:tc>
         <w:tc>
           <w:tcPr>
-            <w:tcW w:type="dxa" w:w="950"/>
+            <w:tcW w:type="dxa" w:w="1051"/>
           </w:tcPr>
           <w:p>
             <w:pPr>
@@ -4881,7 +4881,7 @@
         </w:tc>
         <w:tc>
           <w:tcPr>
-            <w:tcW w:type="dxa" w:w="4810"/>
+            <w:tcW w:type="dxa" w:w="4709"/>
           </w:tcPr>
           <w:p>
             <w:pPr>
@@ -4936,7 +4936,7 @@
         </w:tc>
         <w:tc>
           <w:tcPr>
-            <w:tcW w:type="dxa" w:w="950"/>
+            <w:tcW w:type="dxa" w:w="1051"/>
           </w:tcPr>
           <w:p>
             <w:pPr>
@@ -4954,7 +4954,7 @@
         </w:tc>
         <w:tc>
           <w:tcPr>
-            <w:tcW w:type="dxa" w:w="4810"/>
+            <w:tcW w:type="dxa" w:w="4709"/>
           </w:tcPr>
           <w:p>
             <w:pPr>
@@ -5009,7 +5009,7 @@
         </w:tc>
         <w:tc>
           <w:tcPr>
-            <w:tcW w:type="dxa" w:w="950"/>
+            <w:tcW w:type="dxa" w:w="1051"/>
           </w:tcPr>
           <w:p>
             <w:pPr>
@@ -5027,7 +5027,7 @@
         </w:tc>
         <w:tc>
           <w:tcPr>
-            <w:tcW w:type="dxa" w:w="4810"/>
+            <w:tcW w:type="dxa" w:w="4709"/>
           </w:tcPr>
           <w:p>
             <w:pPr>
@@ -5082,7 +5082,7 @@
         </w:tc>
         <w:tc>
           <w:tcPr>
-            <w:tcW w:type="dxa" w:w="950"/>
+            <w:tcW w:type="dxa" w:w="1051"/>
           </w:tcPr>
           <w:p>
             <w:pPr>
@@ -5100,7 +5100,7 @@
         </w:tc>
         <w:tc>
           <w:tcPr>
-            <w:tcW w:type="dxa" w:w="4810"/>
+            <w:tcW w:type="dxa" w:w="4709"/>
           </w:tcPr>
           <w:p>
             <w:pPr>
@@ -5155,7 +5155,7 @@
         </w:tc>
         <w:tc>
           <w:tcPr>
-            <w:tcW w:type="dxa" w:w="950"/>
+            <w:tcW w:type="dxa" w:w="1051"/>
           </w:tcPr>
           <w:p>
             <w:pPr>
@@ -5173,7 +5173,7 @@
         </w:tc>
         <w:tc>
           <w:tcPr>
-            <w:tcW w:type="dxa" w:w="4810"/>
+            <w:tcW w:type="dxa" w:w="4709"/>
           </w:tcPr>
           <w:p>
             <w:pPr>
@@ -5228,7 +5228,7 @@
         </w:tc>
         <w:tc>
           <w:tcPr>
-            <w:tcW w:type="dxa" w:w="950"/>
+            <w:tcW w:type="dxa" w:w="1051"/>
           </w:tcPr>
           <w:p>
             <w:pPr>
@@ -5246,7 +5246,7 @@
         </w:tc>
         <w:tc>
           <w:tcPr>
-            <w:tcW w:type="dxa" w:w="4810"/>
+            <w:tcW w:type="dxa" w:w="4709"/>
           </w:tcPr>
           <w:p>
             <w:pPr>
@@ -5301,7 +5301,7 @@
         </w:tc>
         <w:tc>
           <w:tcPr>
-            <w:tcW w:type="dxa" w:w="950"/>
+            <w:tcW w:type="dxa" w:w="1051"/>
           </w:tcPr>
           <w:p>
             <w:pPr>
@@ -5319,7 +5319,7 @@
         </w:tc>
         <w:tc>
           <w:tcPr>
-            <w:tcW w:type="dxa" w:w="4810"/>
+            <w:tcW w:type="dxa" w:w="4709"/>
           </w:tcPr>
           <w:p>
             <w:pPr>
@@ -5374,7 +5374,7 @@
         </w:tc>
         <w:tc>
           <w:tcPr>
-            <w:tcW w:type="dxa" w:w="950"/>
+            <w:tcW w:type="dxa" w:w="1051"/>
           </w:tcPr>
           <w:p>
             <w:pPr>
@@ -5392,7 +5392,7 @@
         </w:tc>
         <w:tc>
           <w:tcPr>
-            <w:tcW w:type="dxa" w:w="4810"/>
+            <w:tcW w:type="dxa" w:w="4709"/>
           </w:tcPr>
           <w:p>
             <w:pPr>
@@ -5447,7 +5447,7 @@
         </w:tc>
         <w:tc>
           <w:tcPr>
-            <w:tcW w:type="dxa" w:w="950"/>
+            <w:tcW w:type="dxa" w:w="1051"/>
           </w:tcPr>
           <w:p>
             <w:pPr>
@@ -5465,7 +5465,7 @@
         </w:tc>
         <w:tc>
           <w:tcPr>
-            <w:tcW w:type="dxa" w:w="4810"/>
+            <w:tcW w:type="dxa" w:w="4709"/>
           </w:tcPr>
           <w:p>
             <w:pPr>
@@ -5520,7 +5520,7 @@
         </w:tc>
         <w:tc>
           <w:tcPr>
-            <w:tcW w:type="dxa" w:w="950"/>
+            <w:tcW w:type="dxa" w:w="1051"/>
           </w:tcPr>
           <w:p>
             <w:pPr>
@@ -5538,7 +5538,7 @@
         </w:tc>
         <w:tc>
           <w:tcPr>
-            <w:tcW w:type="dxa" w:w="4810"/>
+            <w:tcW w:type="dxa" w:w="4709"/>
           </w:tcPr>
           <w:p>
             <w:pPr>
@@ -5593,7 +5593,7 @@
         </w:tc>
         <w:tc>
           <w:tcPr>
-            <w:tcW w:type="dxa" w:w="950"/>
+            <w:tcW w:type="dxa" w:w="1051"/>
           </w:tcPr>
           <w:p>
             <w:pPr>
@@ -5611,7 +5611,7 @@
         </w:tc>
         <w:tc>
           <w:tcPr>
-            <w:tcW w:type="dxa" w:w="4810"/>
+            <w:tcW w:type="dxa" w:w="4709"/>
           </w:tcPr>
           <w:p>
             <w:pPr>
@@ -5666,7 +5666,7 @@
         </w:tc>
         <w:tc>
           <w:tcPr>
-            <w:tcW w:type="dxa" w:w="950"/>
+            <w:tcW w:type="dxa" w:w="1051"/>
           </w:tcPr>
           <w:p>
             <w:pPr>
@@ -5684,7 +5684,7 @@
         </w:tc>
         <w:tc>
           <w:tcPr>
-            <w:tcW w:type="dxa" w:w="4810"/>
+            <w:tcW w:type="dxa" w:w="4709"/>
           </w:tcPr>
           <w:p>
             <w:pPr>
@@ -5739,7 +5739,7 @@
         </w:tc>
         <w:tc>
           <w:tcPr>
-            <w:tcW w:type="dxa" w:w="950"/>
+            <w:tcW w:type="dxa" w:w="1051"/>
           </w:tcPr>
           <w:p>
             <w:pPr>
@@ -5757,7 +5757,7 @@
         </w:tc>
         <w:tc>
           <w:tcPr>
-            <w:tcW w:type="dxa" w:w="4810"/>
+            <w:tcW w:type="dxa" w:w="4709"/>
           </w:tcPr>
           <w:p>
             <w:pPr>
@@ -5812,7 +5812,7 @@
         </w:tc>
         <w:tc>
           <w:tcPr>
-            <w:tcW w:type="dxa" w:w="950"/>
+            <w:tcW w:type="dxa" w:w="1051"/>
           </w:tcPr>
           <w:p>
             <w:pPr>
@@ -5830,7 +5830,7 @@
         </w:tc>
         <w:tc>
           <w:tcPr>
-            <w:tcW w:type="dxa" w:w="4810"/>
+            <w:tcW w:type="dxa" w:w="4709"/>
           </w:tcPr>
           <w:p>
             <w:pPr>
@@ -5885,7 +5885,7 @@
         </w:tc>
         <w:tc>
           <w:tcPr>
-            <w:tcW w:type="dxa" w:w="950"/>
+            <w:tcW w:type="dxa" w:w="1051"/>
           </w:tcPr>
           <w:p>
             <w:pPr>
@@ -5903,7 +5903,7 @@
         </w:tc>
         <w:tc>
           <w:tcPr>
-            <w:tcW w:type="dxa" w:w="4810"/>
+            <w:tcW w:type="dxa" w:w="4709"/>
           </w:tcPr>
           <w:p>
             <w:pPr>
@@ -5958,7 +5958,7 @@
         </w:tc>
         <w:tc>
           <w:tcPr>
-            <w:tcW w:type="dxa" w:w="950"/>
+            <w:tcW w:type="dxa" w:w="1051"/>
           </w:tcPr>
           <w:p>
             <w:pPr>
@@ -5976,7 +5976,7 @@
         </w:tc>
         <w:tc>
           <w:tcPr>
-            <w:tcW w:type="dxa" w:w="4810"/>
+            <w:tcW w:type="dxa" w:w="4709"/>
           </w:tcPr>
           <w:p>
             <w:pPr>
@@ -6031,7 +6031,7 @@
         </w:tc>
         <w:tc>
           <w:tcPr>
-            <w:tcW w:type="dxa" w:w="950"/>
+            <w:tcW w:type="dxa" w:w="1051"/>
           </w:tcPr>
           <w:p>
             <w:pPr>
@@ -6049,7 +6049,7 @@
         </w:tc>
         <w:tc>
           <w:tcPr>
-            <w:tcW w:type="dxa" w:w="4810"/>
+            <w:tcW w:type="dxa" w:w="4709"/>
           </w:tcPr>
           <w:p>
             <w:pPr>
@@ -6104,7 +6104,7 @@
         </w:tc>
         <w:tc>
           <w:tcPr>
-            <w:tcW w:type="dxa" w:w="950"/>
+            <w:tcW w:type="dxa" w:w="1051"/>
           </w:tcPr>
           <w:p>
             <w:pPr>
@@ -6122,7 +6122,7 @@
         </w:tc>
         <w:tc>
           <w:tcPr>
-            <w:tcW w:type="dxa" w:w="4810"/>
+            <w:tcW w:type="dxa" w:w="4709"/>
           </w:tcPr>
           <w:p>
             <w:pPr>
@@ -6177,7 +6177,7 @@
         </w:tc>
         <w:tc>
           <w:tcPr>
-            <w:tcW w:type="dxa" w:w="950"/>
+            <w:tcW w:type="dxa" w:w="1051"/>
           </w:tcPr>
           <w:p>
             <w:pPr>
@@ -6195,7 +6195,7 @@
         </w:tc>
         <w:tc>
           <w:tcPr>
-            <w:tcW w:type="dxa" w:w="4810"/>
+            <w:tcW w:type="dxa" w:w="4709"/>
           </w:tcPr>
           <w:p>
             <w:pPr>
@@ -6250,7 +6250,7 @@
         </w:tc>
         <w:tc>
           <w:tcPr>
-            <w:tcW w:type="dxa" w:w="950"/>
+            <w:tcW w:type="dxa" w:w="1051"/>
           </w:tcPr>
           <w:p>
             <w:pPr>
@@ -6268,7 +6268,7 @@
         </w:tc>
         <w:tc>
           <w:tcPr>
-            <w:tcW w:type="dxa" w:w="4810"/>
+            <w:tcW w:type="dxa" w:w="4709"/>
           </w:tcPr>
           <w:p>
             <w:pPr>
@@ -6323,7 +6323,7 @@
         </w:tc>
         <w:tc>
           <w:tcPr>
-            <w:tcW w:type="dxa" w:w="950"/>
+            <w:tcW w:type="dxa" w:w="1051"/>
           </w:tcPr>
           <w:p>
             <w:pPr>
@@ -6341,7 +6341,7 @@
         </w:tc>
         <w:tc>
           <w:tcPr>
-            <w:tcW w:type="dxa" w:w="4810"/>
+            <w:tcW w:type="dxa" w:w="4709"/>
           </w:tcPr>
           <w:p>
             <w:pPr>
@@ -6396,7 +6396,7 @@
         </w:tc>
         <w:tc>
           <w:tcPr>
-            <w:tcW w:type="dxa" w:w="950"/>
+            <w:tcW w:type="dxa" w:w="1051"/>
           </w:tcPr>
           <w:p>
             <w:pPr>
@@ -6414,7 +6414,7 @@
         </w:tc>
         <w:tc>
           <w:tcPr>
-            <w:tcW w:type="dxa" w:w="4810"/>
+            <w:tcW w:type="dxa" w:w="4709"/>
           </w:tcPr>
           <w:p>
             <w:pPr>
@@ -6469,7 +6469,7 @@
         </w:tc>
         <w:tc>
           <w:tcPr>
-            <w:tcW w:type="dxa" w:w="950"/>
+            <w:tcW w:type="dxa" w:w="1051"/>
           </w:tcPr>
           <w:p>
             <w:pPr>
@@ -6487,7 +6487,7 @@
         </w:tc>
         <w:tc>
           <w:tcPr>
-            <w:tcW w:type="dxa" w:w="4810"/>
+            <w:tcW w:type="dxa" w:w="4709"/>
           </w:tcPr>
           <w:p>
             <w:pPr>
@@ -6542,7 +6542,7 @@
         </w:tc>
         <w:tc>
           <w:tcPr>
-            <w:tcW w:type="dxa" w:w="950"/>
+            <w:tcW w:type="dxa" w:w="1051"/>
           </w:tcPr>
           <w:p>
             <w:pPr>
@@ -6560,7 +6560,7 @@
         </w:tc>
         <w:tc>
           <w:tcPr>
-            <w:tcW w:type="dxa" w:w="4810"/>
+            <w:tcW w:type="dxa" w:w="4709"/>
           </w:tcPr>
           <w:p>
             <w:pPr>
@@ -6615,7 +6615,7 @@
         </w:tc>
         <w:tc>
           <w:tcPr>
-            <w:tcW w:type="dxa" w:w="950"/>
+            <w:tcW w:type="dxa" w:w="1051"/>
           </w:tcPr>
           <w:p>
             <w:pPr>
@@ -6633,7 +6633,7 @@
         </w:tc>
         <w:tc>
           <w:tcPr>
-            <w:tcW w:type="dxa" w:w="4810"/>
+            <w:tcW w:type="dxa" w:w="4709"/>
           </w:tcPr>
           <w:p>
             <w:pPr>
@@ -6688,7 +6688,7 @@
         </w:tc>
         <w:tc>
           <w:tcPr>
-            <w:tcW w:type="dxa" w:w="950"/>
+            <w:tcW w:type="dxa" w:w="1051"/>
           </w:tcPr>
           <w:p>
             <w:pPr>
@@ -6706,7 +6706,7 @@
         </w:tc>
         <w:tc>
           <w:tcPr>
-            <w:tcW w:type="dxa" w:w="4810"/>
+            <w:tcW w:type="dxa" w:w="4709"/>
           </w:tcPr>
           <w:p>
             <w:pPr>
@@ -6761,7 +6761,7 @@
         </w:tc>
         <w:tc>
           <w:tcPr>
-            <w:tcW w:type="dxa" w:w="950"/>
+            <w:tcW w:type="dxa" w:w="1051"/>
           </w:tcPr>
           <w:p>
             <w:pPr>
@@ -6779,7 +6779,7 @@
         </w:tc>
         <w:tc>
           <w:tcPr>
-            <w:tcW w:type="dxa" w:w="4810"/>
+            <w:tcW w:type="dxa" w:w="4709"/>
           </w:tcPr>
           <w:p>
             <w:pPr>
@@ -6834,7 +6834,7 @@
         </w:tc>
         <w:tc>
           <w:tcPr>
-            <w:tcW w:type="dxa" w:w="950"/>
+            <w:tcW w:type="dxa" w:w="1051"/>
           </w:tcPr>
           <w:p>
             <w:pPr>
@@ -6852,7 +6852,7 @@
         </w:tc>
         <w:tc>
           <w:tcPr>
-            <w:tcW w:type="dxa" w:w="4810"/>
+            <w:tcW w:type="dxa" w:w="4709"/>
           </w:tcPr>
           <w:p>
             <w:pPr>
@@ -6907,7 +6907,7 @@
         </w:tc>
         <w:tc>
           <w:tcPr>
-            <w:tcW w:type="dxa" w:w="950"/>
+            <w:tcW w:type="dxa" w:w="1051"/>
           </w:tcPr>
           <w:p>
             <w:pPr>
@@ -6925,7 +6925,7 @@
         </w:tc>
         <w:tc>
           <w:tcPr>
-            <w:tcW w:type="dxa" w:w="4810"/>
+            <w:tcW w:type="dxa" w:w="4709"/>
           </w:tcPr>
           <w:p>
             <w:pPr>
@@ -6980,7 +6980,7 @@
         </w:tc>
         <w:tc>
           <w:tcPr>
-            <w:tcW w:type="dxa" w:w="950"/>
+            <w:tcW w:type="dxa" w:w="1051"/>
           </w:tcPr>
           <w:p>
             <w:pPr>
@@ -6998,7 +6998,7 @@
         </w:tc>
         <w:tc>
           <w:tcPr>
-            <w:tcW w:type="dxa" w:w="4810"/>
+            <w:tcW w:type="dxa" w:w="4709"/>
           </w:tcPr>
           <w:p>
             <w:pPr>
@@ -7053,7 +7053,7 @@
         </w:tc>
         <w:tc>
           <w:tcPr>
-            <w:tcW w:type="dxa" w:w="950"/>
+            <w:tcW w:type="dxa" w:w="1051"/>
           </w:tcPr>
           <w:p>
             <w:pPr>
@@ -7071,7 +7071,7 @@
         </w:tc>
         <w:tc>
           <w:tcPr>
-            <w:tcW w:type="dxa" w:w="4810"/>
+            <w:tcW w:type="dxa" w:w="4709"/>
           </w:tcPr>
           <w:p>
             <w:pPr>
@@ -7126,7 +7126,7 @@
         </w:tc>
         <w:tc>
           <w:tcPr>
-            <w:tcW w:type="dxa" w:w="950"/>
+            <w:tcW w:type="dxa" w:w="1051"/>
           </w:tcPr>
           <w:p>
             <w:pPr>
@@ -7144,7 +7144,7 @@
         </w:tc>
         <w:tc>
           <w:tcPr>
-            <w:tcW w:type="dxa" w:w="4810"/>
+            <w:tcW w:type="dxa" w:w="4709"/>
           </w:tcPr>
           <w:p>
             <w:pPr>
@@ -7199,7 +7199,7 @@
         </w:tc>
         <w:tc>
           <w:tcPr>
-            <w:tcW w:type="dxa" w:w="950"/>
+            <w:tcW w:type="dxa" w:w="1051"/>
           </w:tcPr>
           <w:p>
             <w:pPr>
@@ -7217,7 +7217,7 @@
         </w:tc>
         <w:tc>
           <w:tcPr>
-            <w:tcW w:type="dxa" w:w="4810"/>
+            <w:tcW w:type="dxa" w:w="4709"/>
           </w:tcPr>
           <w:p>
             <w:pPr>
@@ -7272,7 +7272,7 @@
         </w:tc>
         <w:tc>
           <w:tcPr>
-            <w:tcW w:type="dxa" w:w="950"/>
+            <w:tcW w:type="dxa" w:w="1051"/>
           </w:tcPr>
           <w:p>
             <w:pPr>
@@ -7290,7 +7290,7 @@
         </w:tc>
         <w:tc>
           <w:tcPr>
-            <w:tcW w:type="dxa" w:w="4810"/>
+            <w:tcW w:type="dxa" w:w="4709"/>
           </w:tcPr>
           <w:p>
             <w:pPr>
@@ -7345,7 +7345,7 @@
         </w:tc>
         <w:tc>
           <w:tcPr>
-            <w:tcW w:type="dxa" w:w="950"/>
+            <w:tcW w:type="dxa" w:w="1051"/>
           </w:tcPr>
           <w:p>
             <w:pPr>
@@ -7363,7 +7363,7 @@
         </w:tc>
         <w:tc>
           <w:tcPr>
-            <w:tcW w:type="dxa" w:w="4810"/>
+            <w:tcW w:type="dxa" w:w="4709"/>
           </w:tcPr>
           <w:p>
             <w:pPr>
@@ -7418,7 +7418,7 @@
         </w:tc>
         <w:tc>
           <w:tcPr>
-            <w:tcW w:type="dxa" w:w="950"/>
+            <w:tcW w:type="dxa" w:w="1051"/>
           </w:tcPr>
           <w:p>
             <w:pPr>
@@ -7436,7 +7436,7 @@
         </w:tc>
         <w:tc>
           <w:tcPr>
-            <w:tcW w:type="dxa" w:w="4810"/>
+            <w:tcW w:type="dxa" w:w="4709"/>
           </w:tcPr>
           <w:p>
             <w:pPr>
@@ -7491,7 +7491,7 @@
         </w:tc>
         <w:tc>
           <w:tcPr>
-            <w:tcW w:type="dxa" w:w="950"/>
+            <w:tcW w:type="dxa" w:w="1051"/>
           </w:tcPr>
           <w:p>
             <w:pPr>
@@ -7509,7 +7509,7 @@
         </w:tc>
         <w:tc>
           <w:tcPr>
-            <w:tcW w:type="dxa" w:w="4810"/>
+            <w:tcW w:type="dxa" w:w="4709"/>
           </w:tcPr>
           <w:p>
             <w:pPr>
@@ -7564,7 +7564,7 @@
         </w:tc>
         <w:tc>
           <w:tcPr>
-            <w:tcW w:type="dxa" w:w="950"/>
+            <w:tcW w:type="dxa" w:w="1051"/>
           </w:tcPr>
           <w:p>
             <w:pPr>
@@ -7582,7 +7582,7 @@
         </w:tc>
         <w:tc>
           <w:tcPr>
-            <w:tcW w:type="dxa" w:w="4810"/>
+            <w:tcW w:type="dxa" w:w="4709"/>
           </w:tcPr>
           <w:p>
             <w:pPr>
@@ -7637,7 +7637,7 @@
         </w:tc>
         <w:tc>
           <w:tcPr>
-            <w:tcW w:type="dxa" w:w="950"/>
+            <w:tcW w:type="dxa" w:w="1051"/>
           </w:tcPr>
           <w:p>
             <w:pPr>
@@ -7655,7 +7655,7 @@
         </w:tc>
         <w:tc>
           <w:tcPr>
-            <w:tcW w:type="dxa" w:w="4810"/>
+            <w:tcW w:type="dxa" w:w="4709"/>
           </w:tcPr>
           <w:p>
             <w:pPr>
@@ -7710,7 +7710,7 @@
         </w:tc>
         <w:tc>
           <w:tcPr>
-            <w:tcW w:type="dxa" w:w="950"/>
+            <w:tcW w:type="dxa" w:w="1051"/>
           </w:tcPr>
           <w:p>
             <w:pPr>
@@ -7728,7 +7728,7 @@
         </w:tc>
         <w:tc>
           <w:tcPr>
-            <w:tcW w:type="dxa" w:w="4810"/>
+            <w:tcW w:type="dxa" w:w="4709"/>
           </w:tcPr>
           <w:p>
             <w:pPr>
@@ -7783,7 +7783,7 @@
         </w:tc>
         <w:tc>
           <w:tcPr>
-            <w:tcW w:type="dxa" w:w="950"/>
+            <w:tcW w:type="dxa" w:w="1051"/>
           </w:tcPr>
           <w:p>
             <w:pPr>
@@ -7801,7 +7801,7 @@
         </w:tc>
         <w:tc>
           <w:tcPr>
-            <w:tcW w:type="dxa" w:w="4810"/>
+            <w:tcW w:type="dxa" w:w="4709"/>
           </w:tcPr>
           <w:p>
             <w:pPr>
@@ -7856,7 +7856,7 @@
         </w:tc>
         <w:tc>
           <w:tcPr>
-            <w:tcW w:type="dxa" w:w="950"/>
+            <w:tcW w:type="dxa" w:w="1051"/>
           </w:tcPr>
           <w:p>
             <w:pPr>
@@ -7874,7 +7874,7 @@
         </w:tc>
         <w:tc>
           <w:tcPr>
-            <w:tcW w:type="dxa" w:w="4810"/>
+            <w:tcW w:type="dxa" w:w="4709"/>
           </w:tcPr>
           <w:p>
             <w:pPr>
@@ -7929,7 +7929,7 @@
         </w:tc>
         <w:tc>
           <w:tcPr>
-            <w:tcW w:type="dxa" w:w="950"/>
+            <w:tcW w:type="dxa" w:w="1051"/>
           </w:tcPr>
           <w:p>
             <w:pPr>
@@ -7947,7 +7947,7 @@
         </w:tc>
         <w:tc>
           <w:tcPr>
-            <w:tcW w:type="dxa" w:w="4810"/>
+            <w:tcW w:type="dxa" w:w="4709"/>
           </w:tcPr>
           <w:p>
             <w:pPr>
@@ -8002,7 +8002,7 @@
         </w:tc>
         <w:tc>
           <w:tcPr>
-            <w:tcW w:type="dxa" w:w="950"/>
+            <w:tcW w:type="dxa" w:w="1051"/>
           </w:tcPr>
           <w:p>
             <w:pPr>
@@ -8020,7 +8020,7 @@
         </w:tc>
         <w:tc>
           <w:tcPr>
-            <w:tcW w:type="dxa" w:w="4810"/>
+            <w:tcW w:type="dxa" w:w="4709"/>
           </w:tcPr>
           <w:p>
             <w:pPr>
@@ -8075,7 +8075,7 @@
         </w:tc>
         <w:tc>
           <w:tcPr>
-            <w:tcW w:type="dxa" w:w="950"/>
+            <w:tcW w:type="dxa" w:w="1051"/>
           </w:tcPr>
           <w:p>
             <w:pPr>
@@ -8093,7 +8093,7 @@
         </w:tc>
         <w:tc>
           <w:tcPr>
-            <w:tcW w:type="dxa" w:w="4810"/>
+            <w:tcW w:type="dxa" w:w="4709"/>
           </w:tcPr>
           <w:p>
             <w:pPr>
@@ -8148,7 +8148,7 @@
         </w:tc>
         <w:tc>
           <w:tcPr>
-            <w:tcW w:type="dxa" w:w="950"/>
+            <w:tcW w:type="dxa" w:w="1051"/>
           </w:tcPr>
           <w:p>
             <w:pPr>
@@ -8166,7 +8166,7 @@
         </w:tc>
         <w:tc>
           <w:tcPr>
-            <w:tcW w:type="dxa" w:w="4810"/>
+            <w:tcW w:type="dxa" w:w="4709"/>
           </w:tcPr>
           <w:p>
             <w:pPr>
@@ -8221,7 +8221,7 @@
         </w:tc>
         <w:tc>
           <w:tcPr>
-            <w:tcW w:type="dxa" w:w="950"/>
+            <w:tcW w:type="dxa" w:w="1051"/>
           </w:tcPr>
           <w:p>
             <w:pPr>
@@ -8239,7 +8239,7 @@
         </w:tc>
         <w:tc>
           <w:tcPr>
-            <w:tcW w:type="dxa" w:w="4810"/>
+            <w:tcW w:type="dxa" w:w="4709"/>
           </w:tcPr>
           <w:p>
             <w:pPr>
@@ -8294,7 +8294,7 @@
         </w:tc>
         <w:tc>
           <w:tcPr>
-            <w:tcW w:type="dxa" w:w="950"/>
+            <w:tcW w:type="dxa" w:w="1051"/>
           </w:tcPr>
           <w:p>
             <w:pPr>
@@ -8312,7 +8312,7 @@
         </w:tc>
         <w:tc>
           <w:tcPr>
-            <w:tcW w:type="dxa" w:w="4810"/>
+            <w:tcW w:type="dxa" w:w="4709"/>
           </w:tcPr>
           <w:p>
             <w:pPr>
@@ -8367,7 +8367,7 @@
         </w:tc>
         <w:tc>
           <w:tcPr>
-            <w:tcW w:type="dxa" w:w="950"/>
+            <w:tcW w:type="dxa" w:w="1051"/>
           </w:tcPr>
           <w:p>
             <w:pPr>
@@ -8385,7 +8385,7 @@
         </w:tc>
         <w:tc>
           <w:tcPr>
-            <w:tcW w:type="dxa" w:w="4810"/>
+            <w:tcW w:type="dxa" w:w="4709"/>
           </w:tcPr>
           <w:p>
             <w:pPr>
@@ -8440,7 +8440,7 @@
         </w:tc>
         <w:tc>
           <w:tcPr>
-            <w:tcW w:type="dxa" w:w="950"/>
+            <w:tcW w:type="dxa" w:w="1051"/>
           </w:tcPr>
           <w:p>
             <w:pPr>
@@ -8458,7 +8458,7 @@
         </w:tc>
         <w:tc>
           <w:tcPr>
-            <w:tcW w:type="dxa" w:w="4810"/>
+            <w:tcW w:type="dxa" w:w="4709"/>
           </w:tcPr>
           <w:p>
             <w:pPr>
@@ -8513,7 +8513,7 @@
         </w:tc>
         <w:tc>
           <w:tcPr>
-            <w:tcW w:type="dxa" w:w="950"/>
+            <w:tcW w:type="dxa" w:w="1051"/>
           </w:tcPr>
           <w:p>
             <w:pPr>
@@ -8531,7 +8531,7 @@
         </w:tc>
         <w:tc>
           <w:tcPr>
-            <w:tcW w:type="dxa" w:w="4810"/>
+            <w:tcW w:type="dxa" w:w="4709"/>
           </w:tcPr>
           <w:p>
             <w:pPr>
@@ -8586,7 +8586,7 @@
         </w:tc>
         <w:tc>
           <w:tcPr>
-            <w:tcW w:type="dxa" w:w="950"/>
+            <w:tcW w:type="dxa" w:w="1051"/>
           </w:tcPr>
           <w:p>
             <w:pPr>
@@ -8604,7 +8604,7 @@
         </w:tc>
         <w:tc>
           <w:tcPr>
-            <w:tcW w:type="dxa" w:w="4810"/>
+            <w:tcW w:type="dxa" w:w="4709"/>
           </w:tcPr>
           <w:p>
             <w:pPr>
@@ -8659,7 +8659,7 @@
         </w:tc>
         <w:tc>
           <w:tcPr>
-            <w:tcW w:type="dxa" w:w="950"/>
+            <w:tcW w:type="dxa" w:w="1051"/>
           </w:tcPr>
           <w:p>
             <w:pPr>
@@ -8677,7 +8677,7 @@
         </w:tc>
         <w:tc>
           <w:tcPr>
-            <w:tcW w:type="dxa" w:w="4810"/>
+            <w:tcW w:type="dxa" w:w="4709"/>
           </w:tcPr>
           <w:p>
             <w:pPr>
@@ -8732,7 +8732,7 @@
         </w:tc>
         <w:tc>
           <w:tcPr>
-            <w:tcW w:type="dxa" w:w="950"/>
+            <w:tcW w:type="dxa" w:w="1051"/>
           </w:tcPr>
           <w:p>
             <w:pPr>
@@ -8750,7 +8750,7 @@
         </w:tc>
         <w:tc>
           <w:tcPr>
-            <w:tcW w:type="dxa" w:w="4810"/>
+            <w:tcW w:type="dxa" w:w="4709"/>
           </w:tcPr>
           <w:p>
             <w:pPr>
@@ -8805,7 +8805,7 @@
         </w:tc>
         <w:tc>
           <w:tcPr>
-            <w:tcW w:type="dxa" w:w="950"/>
+            <w:tcW w:type="dxa" w:w="1051"/>
           </w:tcPr>
           <w:p>
             <w:pPr>
@@ -8823,7 +8823,7 @@
         </w:tc>
         <w:tc>
           <w:tcPr>
-            <w:tcW w:type="dxa" w:w="4810"/>
+            <w:tcW w:type="dxa" w:w="4709"/>
           </w:tcPr>
           <w:p>
             <w:pPr>
@@ -8878,7 +8878,7 @@
         </w:tc>
         <w:tc>
           <w:tcPr>
-            <w:tcW w:type="dxa" w:w="950"/>
+            <w:tcW w:type="dxa" w:w="1051"/>
           </w:tcPr>
           <w:p>
             <w:pPr>
@@ -8896,7 +8896,7 @@
         </w:tc>
         <w:tc>
           <w:tcPr>
-            <w:tcW w:type="dxa" w:w="4810"/>
+            <w:tcW w:type="dxa" w:w="4709"/>
           </w:tcPr>
           <w:p>
             <w:pPr>
@@ -8951,7 +8951,7 @@
         </w:tc>
         <w:tc>
           <w:tcPr>
-            <w:tcW w:type="dxa" w:w="950"/>
+            <w:tcW w:type="dxa" w:w="1051"/>
           </w:tcPr>
           <w:p>
             <w:pPr>
@@ -8969,7 +8969,7 @@
         </w:tc>
         <w:tc>
           <w:tcPr>
-            <w:tcW w:type="dxa" w:w="4810"/>
+            <w:tcW w:type="dxa" w:w="4709"/>
           </w:tcPr>
           <w:p>
             <w:pPr>
@@ -9024,7 +9024,7 @@
         </w:tc>
         <w:tc>
           <w:tcPr>
-            <w:tcW w:type="dxa" w:w="950"/>
+            <w:tcW w:type="dxa" w:w="1051"/>
           </w:tcPr>
           <w:p>
             <w:pPr>
@@ -9042,7 +9042,7 @@
         </w:tc>
         <w:tc>
           <w:tcPr>
-            <w:tcW w:type="dxa" w:w="4810"/>
+            <w:tcW w:type="dxa" w:w="4709"/>
           </w:tcPr>
           <w:p>
             <w:pPr>
@@ -9097,7 +9097,7 @@
         </w:tc>
         <w:tc>
           <w:tcPr>
-            <w:tcW w:type="dxa" w:w="950"/>
+            <w:tcW w:type="dxa" w:w="1051"/>
           </w:tcPr>
           <w:p>
             <w:pPr>
@@ -9115,7 +9115,7 @@
         </w:tc>
         <w:tc>
           <w:tcPr>
-            <w:tcW w:type="dxa" w:w="4810"/>
+            <w:tcW w:type="dxa" w:w="4709"/>
           </w:tcPr>
           <w:p>
             <w:pPr>
@@ -9170,7 +9170,7 @@
         </w:tc>
         <w:tc>
           <w:tcPr>
-            <w:tcW w:type="dxa" w:w="950"/>
+            <w:tcW w:type="dxa" w:w="1051"/>
           </w:tcPr>
           <w:p>
             <w:pPr>
@@ -9188,7 +9188,7 @@
         </w:tc>
         <w:tc>
           <w:tcPr>
-            <w:tcW w:type="dxa" w:w="4810"/>
+            <w:tcW w:type="dxa" w:w="4709"/>
           </w:tcPr>
           <w:p>
             <w:pPr>
@@ -9243,7 +9243,7 @@
         </w:tc>
         <w:tc>
           <w:tcPr>
-            <w:tcW w:type="dxa" w:w="950"/>
+            <w:tcW w:type="dxa" w:w="1051"/>
           </w:tcPr>
           <w:p>
             <w:pPr>
@@ -9261,7 +9261,7 @@
         </w:tc>
         <w:tc>
           <w:tcPr>
-            <w:tcW w:type="dxa" w:w="4810"/>
+            <w:tcW w:type="dxa" w:w="4709"/>
           </w:tcPr>
           <w:p>
             <w:pPr>
@@ -9316,7 +9316,7 @@
         </w:tc>
         <w:tc>
           <w:tcPr>
-            <w:tcW w:type="dxa" w:w="950"/>
+            <w:tcW w:type="dxa" w:w="1051"/>
           </w:tcPr>
           <w:p>
             <w:pPr>
@@ -9334,7 +9334,7 @@
         </w:tc>
         <w:tc>
           <w:tcPr>
-            <w:tcW w:type="dxa" w:w="4810"/>
+            <w:tcW w:type="dxa" w:w="4709"/>
           </w:tcPr>
           <w:p>
             <w:pPr>
@@ -9389,7 +9389,7 @@
         </w:tc>
         <w:tc>
           <w:tcPr>
-            <w:tcW w:type="dxa" w:w="950"/>
+            <w:tcW w:type="dxa" w:w="1051"/>
           </w:tcPr>
           <w:p>
             <w:pPr>
@@ -9407,7 +9407,7 @@
         </w:tc>
         <w:tc>
           <w:tcPr>
-            <w:tcW w:type="dxa" w:w="4810"/>
+            <w:tcW w:type="dxa" w:w="4709"/>
           </w:tcPr>
           <w:p>
             <w:pPr>
@@ -9462,7 +9462,7 @@
         </w:tc>
         <w:tc>
           <w:tcPr>
-            <w:tcW w:type="dxa" w:w="950"/>
+            <w:tcW w:type="dxa" w:w="1051"/>
           </w:tcPr>
           <w:p>
             <w:pPr>
@@ -9480,7 +9480,7 @@
         </w:tc>
         <w:tc>
           <w:tcPr>
-            <w:tcW w:type="dxa" w:w="4810"/>
+            <w:tcW w:type="dxa" w:w="4709"/>
           </w:tcPr>
           <w:p>
             <w:pPr>
@@ -9535,7 +9535,7 @@
         </w:tc>
         <w:tc>
           <w:tcPr>
-            <w:tcW w:type="dxa" w:w="950"/>
+            <w:tcW w:type="dxa" w:w="1051"/>
           </w:tcPr>
           <w:p>
             <w:pPr>
@@ -9553,7 +9553,7 @@
         </w:tc>
         <w:tc>
           <w:tcPr>
-            <w:tcW w:type="dxa" w:w="4810"/>
+            <w:tcW w:type="dxa" w:w="4709"/>
           </w:tcPr>
           <w:p>
             <w:pPr>
@@ -9608,7 +9608,7 @@
         </w:tc>
         <w:tc>
           <w:tcPr>
-            <w:tcW w:type="dxa" w:w="950"/>
+            <w:tcW w:type="dxa" w:w="1051"/>
           </w:tcPr>
           <w:p>
             <w:pPr>
@@ -9626,7 +9626,7 @@
         </w:tc>
         <w:tc>
           <w:tcPr>
-            <w:tcW w:type="dxa" w:w="4810"/>
+            <w:tcW w:type="dxa" w:w="4709"/>
           </w:tcPr>
           <w:p>
             <w:pPr>
@@ -9681,7 +9681,7 @@
         </w:tc>
         <w:tc>
           <w:tcPr>
-            <w:tcW w:type="dxa" w:w="950"/>
+            <w:tcW w:type="dxa" w:w="1051"/>
           </w:tcPr>
           <w:p>
             <w:pPr>
@@ -9699,7 +9699,7 @@
         </w:tc>
         <w:tc>
           <w:tcPr>
-            <w:tcW w:type="dxa" w:w="4810"/>
+            <w:tcW w:type="dxa" w:w="4709"/>
           </w:tcPr>
           <w:p>
             <w:pPr>
@@ -9754,7 +9754,7 @@
         </w:tc>
         <w:tc>
           <w:tcPr>
-            <w:tcW w:type="dxa" w:w="950"/>
+            <w:tcW w:type="dxa" w:w="1051"/>
           </w:tcPr>
           <w:p>
             <w:pPr>
@@ -9772,7 +9772,7 @@
         </w:tc>
         <w:tc>
           <w:tcPr>
-            <w:tcW w:type="dxa" w:w="4810"/>
+            <w:tcW w:type="dxa" w:w="4709"/>
           </w:tcPr>
           <w:p>
             <w:pPr>
@@ -9827,7 +9827,7 @@
         </w:tc>
         <w:tc>
           <w:tcPr>
-            <w:tcW w:type="dxa" w:w="950"/>
+            <w:tcW w:type="dxa" w:w="1051"/>
           </w:tcPr>
           <w:p>
             <w:pPr>
@@ -9845,7 +9845,7 @@
         </w:tc>
         <w:tc>
           <w:tcPr>
-            <w:tcW w:type="dxa" w:w="4810"/>
+            <w:tcW w:type="dxa" w:w="4709"/>
           </w:tcPr>
           <w:p>
             <w:pPr>
@@ -9900,7 +9900,7 @@
         </w:tc>
         <w:tc>
           <w:tcPr>
-            <w:tcW w:type="dxa" w:w="950"/>
+            <w:tcW w:type="dxa" w:w="1051"/>
           </w:tcPr>
           <w:p>
             <w:pPr>
@@ -9918,7 +9918,7 @@
         </w:tc>
         <w:tc>
           <w:tcPr>
-            <w:tcW w:type="dxa" w:w="4810"/>
+            <w:tcW w:type="dxa" w:w="4709"/>
           </w:tcPr>
           <w:p>
             <w:pPr>
@@ -9973,7 +9973,7 @@
         </w:tc>
         <w:tc>
           <w:tcPr>
-            <w:tcW w:type="dxa" w:w="950"/>
+            <w:tcW w:type="dxa" w:w="1051"/>
           </w:tcPr>
           <w:p>
             <w:pPr>
@@ -9991,7 +9991,7 @@
         </w:tc>
         <w:tc>
           <w:tcPr>
-            <w:tcW w:type="dxa" w:w="4810"/>
+            <w:tcW w:type="dxa" w:w="4709"/>
           </w:tcPr>
           <w:p>
             <w:pPr>
@@ -10046,7 +10046,7 @@
         </w:tc>
         <w:tc>
           <w:tcPr>
-            <w:tcW w:type="dxa" w:w="950"/>
+            <w:tcW w:type="dxa" w:w="1051"/>
           </w:tcPr>
           <w:p>
             <w:pPr>
@@ -10064,7 +10064,7 @@
         </w:tc>
         <w:tc>
           <w:tcPr>
-            <w:tcW w:type="dxa" w:w="4810"/>
+            <w:tcW w:type="dxa" w:w="4709"/>
           </w:tcPr>
           <w:p>
             <w:pPr>
@@ -10119,7 +10119,7 @@
         </w:tc>
         <w:tc>
           <w:tcPr>
-            <w:tcW w:type="dxa" w:w="950"/>
+            <w:tcW w:type="dxa" w:w="1051"/>
           </w:tcPr>
           <w:p>
             <w:pPr>
@@ -10137,7 +10137,7 @@
         </w:tc>
         <w:tc>
           <w:tcPr>
-            <w:tcW w:type="dxa" w:w="4810"/>
+            <w:tcW w:type="dxa" w:w="4709"/>
           </w:tcPr>
           <w:p>
             <w:pPr>
@@ -10192,7 +10192,7 @@
         </w:tc>
         <w:tc>
           <w:tcPr>
-            <w:tcW w:type="dxa" w:w="950"/>
+            <w:tcW w:type="dxa" w:w="1051"/>
           </w:tcPr>
           <w:p>
             <w:pPr>
@@ -10210,7 +10210,7 @@
         </w:tc>
         <w:tc>
           <w:tcPr>
-            <w:tcW w:type="dxa" w:w="4810"/>
+            <w:tcW w:type="dxa" w:w="4709"/>
           </w:tcPr>
           <w:p>
             <w:pPr>
@@ -10265,7 +10265,7 @@
         </w:tc>
         <w:tc>
           <w:tcPr>
-            <w:tcW w:type="dxa" w:w="950"/>
+            <w:tcW w:type="dxa" w:w="1051"/>
           </w:tcPr>
           <w:p>
             <w:pPr>
@@ -10283,7 +10283,7 @@
         </w:tc>
         <w:tc>
           <w:tcPr>
-            <w:tcW w:type="dxa" w:w="4810"/>
+            <w:tcW w:type="dxa" w:w="4709"/>
           </w:tcPr>
           <w:p>
             <w:pPr>
@@ -10338,7 +10338,7 @@
         </w:tc>
         <w:tc>
           <w:tcPr>
-            <w:tcW w:type="dxa" w:w="950"/>
+            <w:tcW w:type="dxa" w:w="1051"/>
           </w:tcPr>
           <w:p>
             <w:pPr>
@@ -10356,7 +10356,7 @@
         </w:tc>
         <w:tc>
           <w:tcPr>
-            <w:tcW w:type="dxa" w:w="4810"/>
+            <w:tcW w:type="dxa" w:w="4709"/>
           </w:tcPr>
           <w:p>
             <w:pPr>
@@ -10411,7 +10411,7 @@
         </w:tc>
         <w:tc>
           <w:tcPr>
-            <w:tcW w:type="dxa" w:w="950"/>
+            <w:tcW w:type="dxa" w:w="1051"/>
           </w:tcPr>
           <w:p>
             <w:pPr>
@@ -10429,7 +10429,7 @@
         </w:tc>
         <w:tc>
           <w:tcPr>
-            <w:tcW w:type="dxa" w:w="4810"/>
+            <w:tcW w:type="dxa" w:w="4709"/>
           </w:tcPr>
           <w:p>
             <w:pPr>
@@ -10484,7 +10484,7 @@
         </w:tc>
         <w:tc>
           <w:tcPr>
-            <w:tcW w:type="dxa" w:w="950"/>
+            <w:tcW w:type="dxa" w:w="1051"/>
           </w:tcPr>
           <w:p>
             <w:pPr>
@@ -10502,7 +10502,7 @@
         </w:tc>
         <w:tc>
           <w:tcPr>
-            <w:tcW w:type="dxa" w:w="4810"/>
+            <w:tcW w:type="dxa" w:w="4709"/>
           </w:tcPr>
           <w:p>
             <w:pPr>
@@ -10557,7 +10557,7 @@
         </w:tc>
         <w:tc>
           <w:tcPr>
-            <w:tcW w:type="dxa" w:w="950"/>
+            <w:tcW w:type="dxa" w:w="1051"/>
           </w:tcPr>
           <w:p>
             <w:pPr>
@@ -10575,7 +10575,7 @@
         </w:tc>
         <w:tc>
           <w:tcPr>
-            <w:tcW w:type="dxa" w:w="4810"/>
+            <w:tcW w:type="dxa" w:w="4709"/>
           </w:tcPr>
           <w:p>
             <w:pPr>
@@ -10630,7 +10630,7 @@
         </w:tc>
         <w:tc>
           <w:tcPr>
-            <w:tcW w:type="dxa" w:w="950"/>
+            <w:tcW w:type="dxa" w:w="1051"/>
           </w:tcPr>
           <w:p>
             <w:pPr>
@@ -10648,7 +10648,7 @@
         </w:tc>
         <w:tc>
           <w:tcPr>
-            <w:tcW w:type="dxa" w:w="4810"/>
+            <w:tcW w:type="dxa" w:w="4709"/>
           </w:tcPr>
           <w:p>
             <w:pPr>
@@ -10703,7 +10703,7 @@
         </w:tc>
         <w:tc>
           <w:tcPr>
-            <w:tcW w:type="dxa" w:w="950"/>
+            <w:tcW w:type="dxa" w:w="1051"/>
           </w:tcPr>
           <w:p>
             <w:pPr>
@@ -10721,7 +10721,7 @@
         </w:tc>
         <w:tc>
           <w:tcPr>
-            <w:tcW w:type="dxa" w:w="4810"/>
+            <w:tcW w:type="dxa" w:w="4709"/>
           </w:tcPr>
           <w:p>
             <w:pPr>
@@ -10776,7 +10776,7 @@
         </w:tc>
         <w:tc>
           <w:tcPr>
-            <w:tcW w:type="dxa" w:w="950"/>
+            <w:tcW w:type="dxa" w:w="1051"/>
           </w:tcPr>
           <w:p>
             <w:pPr>
@@ -10794,7 +10794,7 @@
         </w:tc>
         <w:tc>
           <w:tcPr>
-            <w:tcW w:type="dxa" w:w="4810"/>
+            <w:tcW w:type="dxa" w:w="4709"/>
           </w:tcPr>
           <w:p>
             <w:pPr>
@@ -10849,7 +10849,7 @@
         </w:tc>
         <w:tc>
           <w:tcPr>
-            <w:tcW w:type="dxa" w:w="950"/>
+            <w:tcW w:type="dxa" w:w="1051"/>
           </w:tcPr>
           <w:p>
             <w:pPr>
@@ -10867,7 +10867,7 @@
         </w:tc>
         <w:tc>
           <w:tcPr>
-            <w:tcW w:type="dxa" w:w="4810"/>
+            <w:tcW w:type="dxa" w:w="4709"/>
           </w:tcPr>
           <w:p>
             <w:pPr>
@@ -10922,7 +10922,7 @@
         </w:tc>
         <w:tc>
           <w:tcPr>
-            <w:tcW w:type="dxa" w:w="950"/>
+            <w:tcW w:type="dxa" w:w="1051"/>
           </w:tcPr>
           <w:p>
             <w:pPr>
@@ -10940,7 +10940,7 @@
         </w:tc>
         <w:tc>
           <w:tcPr>
-            <w:tcW w:type="dxa" w:w="4810"/>
+            <w:tcW w:type="dxa" w:w="4709"/>
           </w:tcPr>
           <w:p>
             <w:pPr>
@@ -10995,7 +10995,7 @@
         </w:tc>
         <w:tc>
           <w:tcPr>
-            <w:tcW w:type="dxa" w:w="950"/>
+            <w:tcW w:type="dxa" w:w="1051"/>
           </w:tcPr>
           <w:p>
             <w:pPr>
@@ -11013,7 +11013,7 @@
         </w:tc>
         <w:tc>
           <w:tcPr>
-            <w:tcW w:type="dxa" w:w="4810"/>
+            <w:tcW w:type="dxa" w:w="4709"/>
           </w:tcPr>
           <w:p>
             <w:pPr>
@@ -11068,7 +11068,7 @@
         </w:tc>
         <w:tc>
           <w:tcPr>
-            <w:tcW w:type="dxa" w:w="950"/>
+            <w:tcW w:type="dxa" w:w="1051"/>
           </w:tcPr>
           <w:p>
             <w:pPr>
@@ -11086,7 +11086,7 @@
         </w:tc>
         <w:tc>
           <w:tcPr>
-            <w:tcW w:type="dxa" w:w="4810"/>
+            <w:tcW w:type="dxa" w:w="4709"/>
           </w:tcPr>
           <w:p>
             <w:pPr>
@@ -11141,7 +11141,7 @@
         </w:tc>
         <w:tc>
           <w:tcPr>
-            <w:tcW w:type="dxa" w:w="950"/>
+            <w:tcW w:type="dxa" w:w="1051"/>
           </w:tcPr>
           <w:p>
             <w:pPr>
@@ -11159,7 +11159,7 @@
         </w:tc>
         <w:tc>
           <w:tcPr>
-            <w:tcW w:type="dxa" w:w="4810"/>
+            <w:tcW w:type="dxa" w:w="4709"/>
           </w:tcPr>
           <w:p>
             <w:pPr>
@@ -11214,7 +11214,7 @@
         </w:tc>
         <w:tc>
           <w:tcPr>
-            <w:tcW w:type="dxa" w:w="950"/>
+            <w:tcW w:type="dxa" w:w="1051"/>
           </w:tcPr>
           <w:p>
             <w:pPr>
@@ -11232,7 +11232,7 @@
         </w:tc>
         <w:tc>
           <w:tcPr>
-            <w:tcW w:type="dxa" w:w="4810"/>
+            <w:tcW w:type="dxa" w:w="4709"/>
           </w:tcPr>
           <w:p>
             <w:pPr>
@@ -11287,7 +11287,7 @@
         </w:tc>
         <w:tc>
           <w:tcPr>
-            <w:tcW w:type="dxa" w:w="950"/>
+            <w:tcW w:type="dxa" w:w="1051"/>
           </w:tcPr>
           <w:p>
             <w:pPr>
@@ -11305,7 +11305,7 @@
         </w:tc>
         <w:tc>
           <w:tcPr>
-            <w:tcW w:type="dxa" w:w="4810"/>
+            <w:tcW w:type="dxa" w:w="4709"/>
           </w:tcPr>
           <w:p>
             <w:pPr>
@@ -11360,7 +11360,7 @@
         </w:tc>
         <w:tc>
           <w:tcPr>
-            <w:tcW w:type="dxa" w:w="950"/>
+            <w:tcW w:type="dxa" w:w="1051"/>
           </w:tcPr>
           <w:p>
             <w:pPr>
@@ -11378,7 +11378,7 @@
         </w:tc>
         <w:tc>
           <w:tcPr>
-            <w:tcW w:type="dxa" w:w="4810"/>
+            <w:tcW w:type="dxa" w:w="4709"/>
           </w:tcPr>
           <w:p>
             <w:pPr>
@@ -11433,7 +11433,7 @@
         </w:tc>
         <w:tc>
           <w:tcPr>
-            <w:tcW w:type="dxa" w:w="950"/>
+            <w:tcW w:type="dxa" w:w="1051"/>
           </w:tcPr>
           <w:p>
             <w:pPr>
@@ -11451,7 +11451,7 @@
         </w:tc>
         <w:tc>
           <w:tcPr>
-            <w:tcW w:type="dxa" w:w="4810"/>
+            <w:tcW w:type="dxa" w:w="4709"/>
           </w:tcPr>
           <w:p>
             <w:pPr>
@@ -11506,7 +11506,7 @@
         </w:tc>
         <w:tc>
           <w:tcPr>
-            <w:tcW w:type="dxa" w:w="950"/>
+            <w:tcW w:type="dxa" w:w="1051"/>
           </w:tcPr>
           <w:p>
             <w:pPr>
@@ -11524,7 +11524,7 @@
         </w:tc>
         <w:tc>
           <w:tcPr>
-            <w:tcW w:type="dxa" w:w="4810"/>
+            <w:tcW w:type="dxa" w:w="4709"/>
           </w:tcPr>
           <w:p>
             <w:pPr>
@@ -11579,7 +11579,7 @@
         </w:tc>
         <w:tc>
           <w:tcPr>
-            <w:tcW w:type="dxa" w:w="950"/>
+            <w:tcW w:type="dxa" w:w="1051"/>
           </w:tcPr>
           <w:p>
             <w:pPr>
@@ -11597,7 +11597,7 @@
         </w:tc>
         <w:tc>
           <w:tcPr>
-            <w:tcW w:type="dxa" w:w="4810"/>
+            <w:tcW w:type="dxa" w:w="4709"/>
           </w:tcPr>
           <w:p>
             <w:pPr>
@@ -11652,7 +11652,7 @@
         </w:tc>
         <w:tc>
           <w:tcPr>
-            <w:tcW w:type="dxa" w:w="950"/>
+            <w:tcW w:type="dxa" w:w="1051"/>
           </w:tcPr>
           <w:p>
             <w:pPr>
@@ -11670,7 +11670,7 @@
         </w:tc>
         <w:tc>
           <w:tcPr>
-            <w:tcW w:type="dxa" w:w="4810"/>
+            <w:tcW w:type="dxa" w:w="4709"/>
           </w:tcPr>
           <w:p>
             <w:pPr>
@@ -11725,7 +11725,7 @@
         </w:tc>
         <w:tc>
           <w:tcPr>
-            <w:tcW w:type="dxa" w:w="950"/>
+            <w:tcW w:type="dxa" w:w="1051"/>
           </w:tcPr>
           <w:p>
             <w:pPr>
@@ -11743,7 +11743,7 @@
         </w:tc>
         <w:tc>
           <w:tcPr>
-            <w:tcW w:type="dxa" w:w="4810"/>
+            <w:tcW w:type="dxa" w:w="4709"/>
           </w:tcPr>
           <w:p>
             <w:pPr>
@@ -11798,7 +11798,7 @@
         </w:tc>
         <w:tc>
           <w:tcPr>
-            <w:tcW w:type="dxa" w:w="950"/>
+            <w:tcW w:type="dxa" w:w="1051"/>
           </w:tcPr>
           <w:p>
             <w:pPr>
@@ -11816,7 +11816,7 @@
         </w:tc>
         <w:tc>
           <w:tcPr>
-            <w:tcW w:type="dxa" w:w="4810"/>
+            <w:tcW w:type="dxa" w:w="4709"/>
           </w:tcPr>
           <w:p>
             <w:pPr>
@@ -11871,7 +11871,7 @@
         </w:tc>
         <w:tc>
           <w:tcPr>
-            <w:tcW w:type="dxa" w:w="950"/>
+            <w:tcW w:type="dxa" w:w="1051"/>
           </w:tcPr>
           <w:p>
             <w:pPr>
@@ -11889,7 +11889,7 @@
         </w:tc>
         <w:tc>
           <w:tcPr>
-            <w:tcW w:type="dxa" w:w="4810"/>
+            <w:tcW w:type="dxa" w:w="4709"/>
           </w:tcPr>
           <w:p>
             <w:pPr>
@@ -11944,7 +11944,7 @@
         </w:tc>
         <w:tc>
           <w:tcPr>
-            <w:tcW w:type="dxa" w:w="950"/>
+            <w:tcW w:type="dxa" w:w="1051"/>
           </w:tcPr>
           <w:p>
             <w:pPr>
@@ -11962,7 +11962,7 @@
         </w:tc>
         <w:tc>
           <w:tcPr>
-            <w:tcW w:type="dxa" w:w="4810"/>
+            <w:tcW w:type="dxa" w:w="4709"/>
           </w:tcPr>
           <w:p>
             <w:pPr>
@@ -12017,7 +12017,7 @@
         </w:tc>
         <w:tc>
           <w:tcPr>
-            <w:tcW w:type="dxa" w:w="950"/>
+            <w:tcW w:type="dxa" w:w="1051"/>
           </w:tcPr>
           <w:p>
             <w:pPr>
@@ -12035,7 +12035,7 @@
         </w:tc>
         <w:tc>
           <w:tcPr>
-            <w:tcW w:type="dxa" w:w="4810"/>
+            <w:tcW w:type="dxa" w:w="4709"/>
           </w:tcPr>
           <w:p>
             <w:pPr>
@@ -12090,7 +12090,7 @@
         </w:tc>
         <w:tc>
           <w:tcPr>
-            <w:tcW w:type="dxa" w:w="950"/>
+            <w:tcW w:type="dxa" w:w="1051"/>
           </w:tcPr>
           <w:p>
             <w:pPr>
@@ -12108,7 +12108,7 @@
         </w:tc>
         <w:tc>
           <w:tcPr>
-            <w:tcW w:type="dxa" w:w="4810"/>
+            <w:tcW w:type="dxa" w:w="4709"/>
           </w:tcPr>
           <w:p>
             <w:pPr>
@@ -12163,7 +12163,7 @@
         </w:tc>
         <w:tc>
           <w:tcPr>
-            <w:tcW w:type="dxa" w:w="950"/>
+            <w:tcW w:type="dxa" w:w="1051"/>
           </w:tcPr>
           <w:p>
             <w:pPr>
@@ -12181,7 +12181,7 @@
         </w:tc>
         <w:tc>
           <w:tcPr>
-            <w:tcW w:type="dxa" w:w="4810"/>
+            <w:tcW w:type="dxa" w:w="4709"/>
           </w:tcPr>
           <w:p>
             <w:pPr>
@@ -12236,7 +12236,7 @@
         </w:tc>
         <w:tc>
           <w:tcPr>
-            <w:tcW w:type="dxa" w:w="950"/>
+            <w:tcW w:type="dxa" w:w="1051"/>
           </w:tcPr>
           <w:p>
             <w:pPr>
@@ -12254,7 +12254,7 @@
         </w:tc>
         <w:tc>
           <w:tcPr>
-            <w:tcW w:type="dxa" w:w="4810"/>
+            <w:tcW w:type="dxa" w:w="4709"/>
           </w:tcPr>
           <w:p>
             <w:pPr>
@@ -12309,7 +12309,7 @@
         </w:tc>
         <w:tc>
           <w:tcPr>
-            <w:tcW w:type="dxa" w:w="950"/>
+            <w:tcW w:type="dxa" w:w="1051"/>
           </w:tcPr>
           <w:p>
             <w:pPr>
@@ -12327,7 +12327,7 @@
         </w:tc>
         <w:tc>
           <w:tcPr>
-            <w:tcW w:type="dxa" w:w="4810"/>
+            <w:tcW w:type="dxa" w:w="4709"/>
           </w:tcPr>
           <w:p>
             <w:pPr>
@@ -12382,7 +12382,7 @@
         </w:tc>
         <w:tc>
           <w:tcPr>
-            <w:tcW w:type="dxa" w:w="950"/>
+            <w:tcW w:type="dxa" w:w="1051"/>
           </w:tcPr>
           <w:p>
             <w:pPr>
@@ -12400,7 +12400,7 @@
         </w:tc>
         <w:tc>
           <w:tcPr>
-            <w:tcW w:type="dxa" w:w="4810"/>
+            <w:tcW w:type="dxa" w:w="4709"/>
           </w:tcPr>
           <w:p>
             <w:pPr>
@@ -12455,7 +12455,7 @@
         </w:tc>
         <w:tc>
           <w:tcPr>
-            <w:tcW w:type="dxa" w:w="950"/>
+            <w:tcW w:type="dxa" w:w="1051"/>
           </w:tcPr>
           <w:p>
             <w:pPr>
@@ -12473,7 +12473,7 @@
         </w:tc>
         <w:tc>
           <w:tcPr>
-            <w:tcW w:type="dxa" w:w="4810"/>
+            <w:tcW w:type="dxa" w:w="4709"/>
           </w:tcPr>
           <w:p>
             <w:pPr>
@@ -12528,7 +12528,7 @@
         </w:tc>
         <w:tc>
           <w:tcPr>
-            <w:tcW w:type="dxa" w:w="950"/>
+            <w:tcW w:type="dxa" w:w="1051"/>
           </w:tcPr>
           <w:p>
             <w:pPr>
@@ -12546,7 +12546,7 @@
         </w:tc>
         <w:tc>
           <w:tcPr>
-            <w:tcW w:type="dxa" w:w="4810"/>
+            <w:tcW w:type="dxa" w:w="4709"/>
           </w:tcPr>
           <w:p>
             <w:pPr>
@@ -12601,7 +12601,7 @@
         </w:tc>
         <w:tc>
           <w:tcPr>
-            <w:tcW w:type="dxa" w:w="950"/>
+            <w:tcW w:type="dxa" w:w="1051"/>
           </w:tcPr>
           <w:p>
             <w:pPr>
@@ -12619,7 +12619,7 @@
         </w:tc>
         <w:tc>
           <w:tcPr>
-            <w:tcW w:type="dxa" w:w="4810"/>
+            <w:tcW w:type="dxa" w:w="4709"/>
           </w:tcPr>
           <w:p>
             <w:pPr>
@@ -12674,7 +12674,7 @@
         </w:tc>
         <w:tc>
           <w:tcPr>
-            <w:tcW w:type="dxa" w:w="950"/>
+            <w:tcW w:type="dxa" w:w="1051"/>
           </w:tcPr>
           <w:p>
             <w:pPr>
@@ -12692,7 +12692,7 @@
         </w:tc>
         <w:tc>
           <w:tcPr>
-            <w:tcW w:type="dxa" w:w="4810"/>
+            <w:tcW w:type="dxa" w:w="4709"/>
           </w:tcPr>
           <w:p>
             <w:pPr>
@@ -12747,7 +12747,7 @@
         </w:tc>
         <w:tc>
           <w:tcPr>
-            <w:tcW w:type="dxa" w:w="950"/>
+            <w:tcW w:type="dxa" w:w="1051"/>
           </w:tcPr>
           <w:p>
             <w:pPr>
@@ -12765,7 +12765,7 @@
         </w:tc>
         <w:tc>
           <w:tcPr>
-            <w:tcW w:type="dxa" w:w="4810"/>
+            <w:tcW w:type="dxa" w:w="4709"/>
           </w:tcPr>
           <w:p>
             <w:pPr>
@@ -12820,7 +12820,7 @@
         </w:tc>
         <w:tc>
           <w:tcPr>
-            <w:tcW w:type="dxa" w:w="950"/>
+            <w:tcW w:type="dxa" w:w="1051"/>
           </w:tcPr>
           <w:p>
             <w:pPr>
@@ -12838,7 +12838,7 @@
         </w:tc>
         <w:tc>
           <w:tcPr>
-            <w:tcW w:type="dxa" w:w="4810"/>
+            <w:tcW w:type="dxa" w:w="4709"/>
           </w:tcPr>
           <w:p>
             <w:pPr>
@@ -12893,7 +12893,7 @@
         </w:tc>
         <w:tc>
           <w:tcPr>
-            <w:tcW w:type="dxa" w:w="950"/>
+            <w:tcW w:type="dxa" w:w="1051"/>
           </w:tcPr>
           <w:p>
             <w:pPr>
@@ -12911,7 +12911,7 @@
         </w:tc>
         <w:tc>
           <w:tcPr>
-            <w:tcW w:type="dxa" w:w="4810"/>
+            <w:tcW w:type="dxa" w:w="4709"/>
           </w:tcPr>
           <w:p>
             <w:pPr>
@@ -12966,7 +12966,7 @@
         </w:tc>
         <w:tc>
           <w:tcPr>
-            <w:tcW w:type="dxa" w:w="950"/>
+            <w:tcW w:type="dxa" w:w="1051"/>
           </w:tcPr>
           <w:p>
             <w:pPr>
@@ -12984,7 +12984,7 @@
         </w:tc>
         <w:tc>
           <w:tcPr>
-            <w:tcW w:type="dxa" w:w="4810"/>
+            <w:tcW w:type="dxa" w:w="4709"/>
           </w:tcPr>
           <w:p>
             <w:pPr>
@@ -13039,7 +13039,7 @@
         </w:tc>
         <w:tc>
           <w:tcPr>
-            <w:tcW w:type="dxa" w:w="950"/>
+            <w:tcW w:type="dxa" w:w="1051"/>
           </w:tcPr>
           <w:p>
             <w:pPr>
@@ -13057,7 +13057,7 @@
         </w:tc>
         <w:tc>
           <w:tcPr>
-            <w:tcW w:type="dxa" w:w="4810"/>
+            <w:tcW w:type="dxa" w:w="4709"/>
           </w:tcPr>
           <w:p>
             <w:pPr>
@@ -13112,7 +13112,7 @@
         </w:tc>
         <w:tc>
           <w:tcPr>
-            <w:tcW w:type="dxa" w:w="950"/>
+            <w:tcW w:type="dxa" w:w="1051"/>
           </w:tcPr>
           <w:p>
             <w:pPr>
@@ -13130,7 +13130,7 @@
         </w:tc>
         <w:tc>
           <w:tcPr>
-            <w:tcW w:type="dxa" w:w="4810"/>
+            <w:tcW w:type="dxa" w:w="4709"/>
           </w:tcPr>
           <w:p>
             <w:pPr>
@@ -13185,7 +13185,7 @@
         </w:tc>
         <w:tc>
           <w:tcPr>
-            <w:tcW w:type="dxa" w:w="950"/>
+            <w:tcW w:type="dxa" w:w="1051"/>
           </w:tcPr>
           <w:p>
             <w:pPr>
@@ -13203,7 +13203,7 @@
         </w:tc>
         <w:tc>
           <w:tcPr>
-            <w:tcW w:type="dxa" w:w="4810"/>
+            <w:tcW w:type="dxa" w:w="4709"/>
           </w:tcPr>
           <w:p>
             <w:pPr>
@@ -13258,7 +13258,7 @@
         </w:tc>
         <w:tc>
           <w:tcPr>
-            <w:tcW w:type="dxa" w:w="950"/>
+            <w:tcW w:type="dxa" w:w="1051"/>
           </w:tcPr>
           <w:p>
             <w:pPr>
@@ -13276,7 +13276,7 @@
         </w:tc>
         <w:tc>
           <w:tcPr>
-            <w:tcW w:type="dxa" w:w="4810"/>
+            <w:tcW w:type="dxa" w:w="4709"/>
           </w:tcPr>
           <w:p>
             <w:pPr>
@@ -13331,7 +13331,7 @@
         </w:tc>
         <w:tc>
           <w:tcPr>
-            <w:tcW w:type="dxa" w:w="950"/>
+            <w:tcW w:type="dxa" w:w="1051"/>
           </w:tcPr>
           <w:p>
             <w:pPr>
@@ -13349,7 +13349,7 @@
         </w:tc>
         <w:tc>
           <w:tcPr>
-            <w:tcW w:type="dxa" w:w="4810"/>
+            <w:tcW w:type="dxa" w:w="4709"/>
           </w:tcPr>
           <w:p>
             <w:pPr>
@@ -13404,7 +13404,7 @@
         </w:tc>
         <w:tc>
           <w:tcPr>
-            <w:tcW w:type="dxa" w:w="950"/>
+            <w:tcW w:type="dxa" w:w="1051"/>
           </w:tcPr>
           <w:p>
             <w:pPr>
@@ -13422,7 +13422,7 @@
         </w:tc>
         <w:tc>
           <w:tcPr>
-            <w:tcW w:type="dxa" w:w="4810"/>
+            <w:tcW w:type="dxa" w:w="4709"/>
           </w:tcPr>
           <w:p>
             <w:pPr>
@@ -13477,7 +13477,7 @@
         </w:tc>
         <w:tc>
           <w:tcPr>
-            <w:tcW w:type="dxa" w:w="950"/>
+            <w:tcW w:type="dxa" w:w="1051"/>
           </w:tcPr>
           <w:p>
             <w:pPr>
@@ -13495,7 +13495,7 @@
         </w:tc>
         <w:tc>
           <w:tcPr>
-            <w:tcW w:type="dxa" w:w="4810"/>
+            <w:tcW w:type="dxa" w:w="4709"/>
           </w:tcPr>
           <w:p>
             <w:pPr>
@@ -13550,7 +13550,7 @@
         </w:tc>
         <w:tc>
           <w:tcPr>
-            <w:tcW w:type="dxa" w:w="950"/>
+            <w:tcW w:type="dxa" w:w="1051"/>
           </w:tcPr>
           <w:p>
             <w:pPr>
@@ -13568,7 +13568,7 @@
         </w:tc>
         <w:tc>
           <w:tcPr>
-            <w:tcW w:type="dxa" w:w="4810"/>
+            <w:tcW w:type="dxa" w:w="4709"/>
           </w:tcPr>
           <w:p>
             <w:pPr>
@@ -13623,7 +13623,7 @@
         </w:tc>
         <w:tc>
           <w:tcPr>
-            <w:tcW w:type="dxa" w:w="950"/>
+            <w:tcW w:type="dxa" w:w="1051"/>
           </w:tcPr>
           <w:p>
             <w:pPr>
@@ -13641,7 +13641,7 @@
         </w:tc>
         <w:tc>
           <w:tcPr>
-            <w:tcW w:type="dxa" w:w="4810"/>
+            <w:tcW w:type="dxa" w:w="4709"/>
           </w:tcPr>
           <w:p>
             <w:pPr>
@@ -13696,7 +13696,7 @@
         </w:tc>
         <w:tc>
           <w:tcPr>
-            <w:tcW w:type="dxa" w:w="950"/>
+            <w:tcW w:type="dxa" w:w="1051"/>
           </w:tcPr>
           <w:p>
             <w:pPr>
@@ -13714,7 +13714,7 @@
         </w:tc>
         <w:tc>
           <w:tcPr>
-            <w:tcW w:type="dxa" w:w="4810"/>
+            <w:tcW w:type="dxa" w:w="4709"/>
           </w:tcPr>
           <w:p>
             <w:pPr>
@@ -13769,7 +13769,7 @@
         </w:tc>
         <w:tc>
           <w:tcPr>
-            <w:tcW w:type="dxa" w:w="950"/>
+            <w:tcW w:type="dxa" w:w="1051"/>
           </w:tcPr>
           <w:p>
             <w:pPr>
@@ -13787,7 +13787,7 @@
         </w:tc>
         <w:tc>
           <w:tcPr>
-            <w:tcW w:type="dxa" w:w="4810"/>
+            <w:tcW w:type="dxa" w:w="4709"/>
           </w:tcPr>
           <w:p>
             <w:pPr>
@@ -13842,7 +13842,7 @@
         </w:tc>
         <w:tc>
           <w:tcPr>
-            <w:tcW w:type="dxa" w:w="950"/>
+            <w:tcW w:type="dxa" w:w="1051"/>
           </w:tcPr>
           <w:p>
             <w:pPr>
@@ -13860,7 +13860,7 @@
         </w:tc>
         <w:tc>
           <w:tcPr>
-            <w:tcW w:type="dxa" w:w="4810"/>
+            <w:tcW w:type="dxa" w:w="4709"/>
           </w:tcPr>
           <w:p>
             <w:pPr>
@@ -13915,7 +13915,7 @@
         </w:tc>
         <w:tc>
           <w:tcPr>
-            <w:tcW w:type="dxa" w:w="950"/>
+            <w:tcW w:type="dxa" w:w="1051"/>
           </w:tcPr>
           <w:p>
             <w:pPr>
@@ -13933,7 +13933,7 @@
         </w:tc>
         <w:tc>
           <w:tcPr>
-            <w:tcW w:type="dxa" w:w="4810"/>
+            <w:tcW w:type="dxa" w:w="4709"/>
           </w:tcPr>
           <w:p>
             <w:pPr>
@@ -13988,7 +13988,7 @@
         </w:tc>
         <w:tc>
           <w:tcPr>
-            <w:tcW w:type="dxa" w:w="950"/>
+            <w:tcW w:type="dxa" w:w="1051"/>
           </w:tcPr>
           <w:p>
             <w:pPr>
@@ -14006,7 +14006,7 @@
         </w:tc>
         <w:tc>
           <w:tcPr>
-            <w:tcW w:type="dxa" w:w="4810"/>
+            <w:tcW w:type="dxa" w:w="4709"/>
           </w:tcPr>
           <w:p>
             <w:pPr>
@@ -14061,7 +14061,7 @@
         </w:tc>
         <w:tc>
           <w:tcPr>
-            <w:tcW w:type="dxa" w:w="950"/>
+            <w:tcW w:type="dxa" w:w="1051"/>
           </w:tcPr>
           <w:p>
             <w:pPr>
@@ -14079,7 +14079,7 @@
         </w:tc>
         <w:tc>
           <w:tcPr>
-            <w:tcW w:type="dxa" w:w="4810"/>
+            <w:tcW w:type="dxa" w:w="4709"/>
           </w:tcPr>
           <w:p>
             <w:pPr>
@@ -14134,7 +14134,7 @@
         </w:tc>
         <w:tc>
           <w:tcPr>
-            <w:tcW w:type="dxa" w:w="950"/>
+            <w:tcW w:type="dxa" w:w="1051"/>
           </w:tcPr>
           <w:p>
             <w:pPr>
@@ -14152,7 +14152,7 @@
         </w:tc>
         <w:tc>
           <w:tcPr>
-            <w:tcW w:type="dxa" w:w="4810"/>
+            <w:tcW w:type="dxa" w:w="4709"/>
           </w:tcPr>
           <w:p>
             <w:pPr>
@@ -14207,7 +14207,7 @@
         </w:tc>
         <w:tc>
           <w:tcPr>
-            <w:tcW w:type="dxa" w:w="950"/>
+            <w:tcW w:type="dxa" w:w="1051"/>
           </w:tcPr>
           <w:p>
             <w:pPr>
@@ -14225,7 +14225,7 @@
         </w:tc>
         <w:tc>
           <w:tcPr>
-            <w:tcW w:type="dxa" w:w="4810"/>
+            <w:tcW w:type="dxa" w:w="4709"/>
           </w:tcPr>
           <w:p>
             <w:pPr>
@@ -14280,7 +14280,7 @@
         </w:tc>
         <w:tc>
           <w:tcPr>
-            <w:tcW w:type="dxa" w:w="950"/>
+            <w:tcW w:type="dxa" w:w="1051"/>
           </w:tcPr>
           <w:p>
             <w:pPr>
@@ -14298,7 +14298,7 @@
         </w:tc>
         <w:tc>
           <w:tcPr>
-            <w:tcW w:type="dxa" w:w="4810"/>
+            <w:tcW w:type="dxa" w:w="4709"/>
           </w:tcPr>
           <w:p>
             <w:pPr>
@@ -14353,7 +14353,7 @@
         </w:tc>
         <w:tc>
           <w:tcPr>
-            <w:tcW w:type="dxa" w:w="950"/>
+            <w:tcW w:type="dxa" w:w="1051"/>
           </w:tcPr>
           <w:p>
             <w:pPr>
@@ -14371,7 +14371,7 @@
         </w:tc>
         <w:tc>
           <w:tcPr>
-            <w:tcW w:type="dxa" w:w="4810"/>
+            <w:tcW w:type="dxa" w:w="4709"/>
           </w:tcPr>
           <w:p>
             <w:pPr>
@@ -14426,7 +14426,7 @@
         </w:tc>
         <w:tc>
           <w:tcPr>
-            <w:tcW w:type="dxa" w:w="950"/>
+            <w:tcW w:type="dxa" w:w="1051"/>
           </w:tcPr>
           <w:p>
             <w:pPr>
@@ -14444,7 +14444,7 @@
         </w:tc>
         <w:tc>
           <w:tcPr>
-            <w:tcW w:type="dxa" w:w="4810"/>
+            <w:tcW w:type="dxa" w:w="4709"/>
           </w:tcPr>
           <w:p>
             <w:pPr>
@@ -14499,7 +14499,7 @@
         </w:tc>
         <w:tc>
           <w:tcPr>
-            <w:tcW w:type="dxa" w:w="950"/>
+            <w:tcW w:type="dxa" w:w="1051"/>
           </w:tcPr>
           <w:p>
             <w:pPr>
@@ -14517,7 +14517,7 @@
         </w:tc>
         <w:tc>
           <w:tcPr>
-            <w:tcW w:type="dxa" w:w="4810"/>
+            <w:tcW w:type="dxa" w:w="4709"/>
           </w:tcPr>
           <w:p>
             <w:pPr>
@@ -14572,7 +14572,7 @@
         </w:tc>
         <w:tc>
           <w:tcPr>
-            <w:tcW w:type="dxa" w:w="950"/>
+            <w:tcW w:type="dxa" w:w="1051"/>
           </w:tcPr>
           <w:p>
             <w:pPr>
@@ -14590,7 +14590,7 @@
         </w:tc>
         <w:tc>
           <w:tcPr>
-            <w:tcW w:type="dxa" w:w="4810"/>
+            <w:tcW w:type="dxa" w:w="4709"/>
           </w:tcPr>
           <w:p>
             <w:pPr>
@@ -14645,7 +14645,7 @@
         </w:tc>
         <w:tc>
           <w:tcPr>
-            <w:tcW w:type="dxa" w:w="950"/>
+            <w:tcW w:type="dxa" w:w="1051"/>
           </w:tcPr>
           <w:p>
             <w:pPr>
@@ -14663,7 +14663,7 @@
         </w:tc>
         <w:tc>
           <w:tcPr>
-            <w:tcW w:type="dxa" w:w="4810"/>
+            <w:tcW w:type="dxa" w:w="4709"/>
           </w:tcPr>
           <w:p>
             <w:pPr>
@@ -14718,7 +14718,7 @@
         </w:tc>
         <w:tc>
           <w:tcPr>
-            <w:tcW w:type="dxa" w:w="950"/>
+            <w:tcW w:type="dxa" w:w="1051"/>
           </w:tcPr>
           <w:p>
             <w:pPr>
@@ -14736,7 +14736,7 @@
         </w:tc>
         <w:tc>
           <w:tcPr>
-            <w:tcW w:type="dxa" w:w="4810"/>
+            <w:tcW w:type="dxa" w:w="4709"/>
           </w:tcPr>
           <w:p>
             <w:pPr>
@@ -14791,7 +14791,7 @@
         </w:tc>
         <w:tc>
           <w:tcPr>
-            <w:tcW w:type="dxa" w:w="950"/>
+            <w:tcW w:type="dxa" w:w="1051"/>
           </w:tcPr>
           <w:p>
             <w:pPr>
@@ -14809,7 +14809,7 @@
         </w:tc>
         <w:tc>
           <w:tcPr>
-            <w:tcW w:type="dxa" w:w="4810"/>
+            <w:tcW w:type="dxa" w:w="4709"/>
           </w:tcPr>
           <w:p>
             <w:pPr>
@@ -14864,7 +14864,7 @@
         </w:tc>
         <w:tc>
           <w:tcPr>
-            <w:tcW w:type="dxa" w:w="950"/>
+            <w:tcW w:type="dxa" w:w="1051"/>
           </w:tcPr>
           <w:p>
             <w:pPr>
@@ -14882,7 +14882,7 @@
         </w:tc>
         <w:tc>
           <w:tcPr>
-            <w:tcW w:type="dxa" w:w="4810"/>
+            <w:tcW w:type="dxa" w:w="4709"/>
           </w:tcPr>
           <w:p>
             <w:pPr>
@@ -14937,7 +14937,7 @@
         </w:tc>
         <w:tc>
           <w:tcPr>
-            <w:tcW w:type="dxa" w:w="950"/>
+            <w:tcW w:type="dxa" w:w="1051"/>
           </w:tcPr>
           <w:p>
             <w:pPr>
@@ -14955,7 +14955,7 @@
         </w:tc>
         <w:tc>
           <w:tcPr>
-            <w:tcW w:type="dxa" w:w="4810"/>
+            <w:tcW w:type="dxa" w:w="4709"/>
           </w:tcPr>
           <w:p>
             <w:pPr>
@@ -15010,7 +15010,7 @@
         </w:tc>
         <w:tc>
           <w:tcPr>
-            <w:tcW w:type="dxa" w:w="950"/>
+            <w:tcW w:type="dxa" w:w="1051"/>
           </w:tcPr>
           <w:p>
             <w:pPr>
@@ -15028,7 +15028,7 @@
         </w:tc>
         <w:tc>
           <w:tcPr>
-            <w:tcW w:type="dxa" w:w="4810"/>
+            <w:tcW w:type="dxa" w:w="4709"/>
           </w:tcPr>
           <w:p>
             <w:pPr>
@@ -15083,7 +15083,7 @@
         </w:tc>
         <w:tc>
           <w:tcPr>
-            <w:tcW w:type="dxa" w:w="950"/>
+            <w:tcW w:type="dxa" w:w="1051"/>
           </w:tcPr>
           <w:p>
             <w:pPr>
@@ -15101,7 +15101,7 @@
         </w:tc>
         <w:tc>
           <w:tcPr>
-            <w:tcW w:type="dxa" w:w="4810"/>
+            <w:tcW w:type="dxa" w:w="4709"/>
           </w:tcPr>
           <w:p>
             <w:pPr>
@@ -15156,7 +15156,7 @@
         </w:tc>
         <w:tc>
           <w:tcPr>
-            <w:tcW w:type="dxa" w:w="950"/>
+            <w:tcW w:type="dxa" w:w="1051"/>
           </w:tcPr>
           <w:p>
             <w:pPr>
@@ -15174,7 +15174,7 @@
         </w:tc>
         <w:tc>
           <w:tcPr>
-            <w:tcW w:type="dxa" w:w="4810"/>
+            <w:tcW w:type="dxa" w:w="4709"/>
           </w:tcPr>
           <w:p>
             <w:pPr>
@@ -15229,7 +15229,7 @@
         </w:tc>
         <w:tc>
           <w:tcPr>
-            <w:tcW w:type="dxa" w:w="950"/>
+            <w:tcW w:type="dxa" w:w="1051"/>
           </w:tcPr>
           <w:p>
             <w:pPr>
@@ -15247,7 +15247,7 @@
         </w:tc>
         <w:tc>
           <w:tcPr>
-            <w:tcW w:type="dxa" w:w="4810"/>
+            <w:tcW w:type="dxa" w:w="4709"/>
           </w:tcPr>
           <w:p>
             <w:pPr>
@@ -15302,7 +15302,7 @@
         </w:tc>
         <w:tc>
           <w:tcPr>
-            <w:tcW w:type="dxa" w:w="950"/>
+            <w:tcW w:type="dxa" w:w="1051"/>
           </w:tcPr>
           <w:p>
             <w:pPr>
@@ -15320,7 +15320,7 @@
         </w:tc>
         <w:tc>
           <w:tcPr>
-            <w:tcW w:type="dxa" w:w="4810"/>
+            <w:tcW w:type="dxa" w:w="4709"/>
           </w:tcPr>
           <w:p>
             <w:pPr>
@@ -15375,7 +15375,7 @@
         </w:tc>
         <w:tc>
           <w:tcPr>
-            <w:tcW w:type="dxa" w:w="950"/>
+            <w:tcW w:type="dxa" w:w="1051"/>
           </w:tcPr>
           <w:p>
             <w:pPr>
@@ -15393,7 +15393,7 @@
         </w:tc>
         <w:tc>
           <w:tcPr>
-            <w:tcW w:type="dxa" w:w="4810"/>
+            <w:tcW w:type="dxa" w:w="4709"/>
           </w:tcPr>
           <w:p>
             <w:pPr>
@@ -15448,7 +15448,7 @@
         </w:tc>
         <w:tc>
           <w:tcPr>
-            <w:tcW w:type="dxa" w:w="950"/>
+            <w:tcW w:type="dxa" w:w="1051"/>
           </w:tcPr>
           <w:p>
             <w:pPr>
@@ -15466,7 +15466,7 @@
         </w:tc>
         <w:tc>
           <w:tcPr>
-            <w:tcW w:type="dxa" w:w="4810"/>
+            <w:tcW w:type="dxa" w:w="4709"/>
           </w:tcPr>
           <w:p>
             <w:pPr>
@@ -15521,7 +15521,7 @@
         </w:tc>
         <w:tc>
           <w:tcPr>
-            <w:tcW w:type="dxa" w:w="950"/>
+            <w:tcW w:type="dxa" w:w="1051"/>
           </w:tcPr>
           <w:p>
             <w:pPr>
@@ -15539,7 +15539,7 @@
         </w:tc>
         <w:tc>
           <w:tcPr>
-            <w:tcW w:type="dxa" w:w="4810"/>
+            <w:tcW w:type="dxa" w:w="4709"/>
           </w:tcPr>
           <w:p>
             <w:pPr>
@@ -15594,7 +15594,7 @@
         </w:tc>
         <w:tc>
           <w:tcPr>
-            <w:tcW w:type="dxa" w:w="950"/>
+            <w:tcW w:type="dxa" w:w="1051"/>
           </w:tcPr>
           <w:p>
             <w:pPr>
@@ -15612,7 +15612,7 @@
         </w:tc>
         <w:tc>
           <w:tcPr>
-            <w:tcW w:type="dxa" w:w="4810"/>
+            <w:tcW w:type="dxa" w:w="4709"/>
           </w:tcPr>
           <w:p>
             <w:pPr>
@@ -15667,7 +15667,7 @@
         </w:tc>
         <w:tc>
           <w:tcPr>
-            <w:tcW w:type="dxa" w:w="950"/>
+            <w:tcW w:type="dxa" w:w="1051"/>
           </w:tcPr>
           <w:p>
             <w:pPr>
@@ -15685,7 +15685,7 @@
         </w:tc>
         <w:tc>
           <w:tcPr>
-            <w:tcW w:type="dxa" w:w="4810"/>
+            <w:tcW w:type="dxa" w:w="4709"/>
           </w:tcPr>
           <w:p>
             <w:pPr>
@@ -15740,7 +15740,7 @@
         </w:tc>
         <w:tc>
           <w:tcPr>
-            <w:tcW w:type="dxa" w:w="950"/>
+            <w:tcW w:type="dxa" w:w="1051"/>
           </w:tcPr>
           <w:p>
             <w:pPr>
@@ -15758,7 +15758,7 @@
         </w:tc>
         <w:tc>
           <w:tcPr>
-            <w:tcW w:type="dxa" w:w="4810"/>
+            <w:tcW w:type="dxa" w:w="4709"/>
           </w:tcPr>
           <w:p>
             <w:pPr>
@@ -15813,7 +15813,7 @@
         </w:tc>
         <w:tc>
           <w:tcPr>
-            <w:tcW w:type="dxa" w:w="950"/>
+            <w:tcW w:type="dxa" w:w="1051"/>
           </w:tcPr>
           <w:p>
             <w:pPr>
@@ -15831,7 +15831,7 @@
         </w:tc>
         <w:tc>
           <w:tcPr>
-            <w:tcW w:type="dxa" w:w="4810"/>
+            <w:tcW w:type="dxa" w:w="4709"/>
           </w:tcPr>
           <w:p>
             <w:pPr>
@@ -15886,7 +15886,7 @@
         </w:tc>
         <w:tc>
           <w:tcPr>
-            <w:tcW w:type="dxa" w:w="950"/>
+            <w:tcW w:type="dxa" w:w="1051"/>
           </w:tcPr>
           <w:p>
             <w:pPr>
@@ -15904,7 +15904,7 @@
         </w:tc>
         <w:tc>
           <w:tcPr>
-            <w:tcW w:type="dxa" w:w="4810"/>
+            <w:tcW w:type="dxa" w:w="4709"/>
           </w:tcPr>
           <w:p>
             <w:pPr>
@@ -15959,7 +15959,7 @@
         </w:tc>
         <w:tc>
           <w:tcPr>
-            <w:tcW w:type="dxa" w:w="950"/>
+            <w:tcW w:type="dxa" w:w="1051"/>
           </w:tcPr>
           <w:p>
             <w:pPr>
@@ -15977,7 +15977,7 @@
         </w:tc>
         <w:tc>
           <w:tcPr>
-            <w:tcW w:type="dxa" w:w="4810"/>
+            <w:tcW w:type="dxa" w:w="4709"/>
           </w:tcPr>
           <w:p>
             <w:pPr>
@@ -16032,7 +16032,7 @@
         </w:tc>
         <w:tc>
           <w:tcPr>
-            <w:tcW w:type="dxa" w:w="950"/>
+            <w:tcW w:type="dxa" w:w="1051"/>
           </w:tcPr>
           <w:p>
             <w:pPr>
@@ -16050,7 +16050,7 @@
         </w:tc>
         <w:tc>
           <w:tcPr>
-            <w:tcW w:type="dxa" w:w="4810"/>
+            <w:tcW w:type="dxa" w:w="4709"/>
           </w:tcPr>
           <w:p>
             <w:pPr>
@@ -16105,7 +16105,7 @@
         </w:tc>
         <w:tc>
           <w:tcPr>
-            <w:tcW w:type="dxa" w:w="950"/>
+            <w:tcW w:type="dxa" w:w="1051"/>
           </w:tcPr>
           <w:p>
             <w:pPr>
@@ -16123,7 +16123,7 @@
         </w:tc>
         <w:tc>
           <w:tcPr>
-            <w:tcW w:type="dxa" w:w="4810"/>
+            <w:tcW w:type="dxa" w:w="4709"/>
           </w:tcPr>
           <w:p>
             <w:pPr>
@@ -16178,7 +16178,7 @@
         </w:tc>
         <w:tc>
           <w:tcPr>
-            <w:tcW w:type="dxa" w:w="950"/>
+            <w:tcW w:type="dxa" w:w="1051"/>
           </w:tcPr>
           <w:p>
             <w:pPr>
@@ -16196,7 +16196,7 @@
         </w:tc>
         <w:tc>
           <w:tcPr>
-            <w:tcW w:type="dxa" w:w="4810"/>
+            <w:tcW w:type="dxa" w:w="4709"/>
           </w:tcPr>
           <w:p>
             <w:pPr>
@@ -16251,7 +16251,7 @@
         </w:tc>
         <w:tc>
           <w:tcPr>
-            <w:tcW w:type="dxa" w:w="950"/>
+            <w:tcW w:type="dxa" w:w="1051"/>
           </w:tcPr>
           <w:p>
             <w:pPr>
@@ -16269,7 +16269,7 @@
         </w:tc>
         <w:tc>
           <w:tcPr>
-            <w:tcW w:type="dxa" w:w="4810"/>
+            <w:tcW w:type="dxa" w:w="4709"/>
           </w:tcPr>
           <w:p>
             <w:pPr>
@@ -16324,7 +16324,7 @@
         </w:tc>
         <w:tc>
           <w:tcPr>
-            <w:tcW w:type="dxa" w:w="950"/>
+            <w:tcW w:type="dxa" w:w="1051"/>
           </w:tcPr>
           <w:p>
             <w:pPr>
@@ -16342,7 +16342,7 @@
         </w:tc>
         <w:tc>
           <w:tcPr>
-            <w:tcW w:type="dxa" w:w="4810"/>
+            <w:tcW w:type="dxa" w:w="4709"/>
           </w:tcPr>
           <w:p>
             <w:pPr>
@@ -16397,7 +16397,7 @@
         </w:tc>
         <w:tc>
           <w:tcPr>
-            <w:tcW w:type="dxa" w:w="950"/>
+            <w:tcW w:type="dxa" w:w="1051"/>
           </w:tcPr>
           <w:p>
             <w:pPr>
@@ -16415,7 +16415,7 @@
         </w:tc>
         <w:tc>
           <w:tcPr>
-            <w:tcW w:type="dxa" w:w="4810"/>
+            <w:tcW w:type="dxa" w:w="4709"/>
           </w:tcPr>
           <w:p>
             <w:pPr>
@@ -16470,7 +16470,7 @@
         </w:tc>
         <w:tc>
           <w:tcPr>
-            <w:tcW w:type="dxa" w:w="950"/>
+            <w:tcW w:type="dxa" w:w="1051"/>
           </w:tcPr>
           <w:p>
             <w:pPr>
@@ -16488,7 +16488,7 @@
         </w:tc>
         <w:tc>
           <w:tcPr>
-            <w:tcW w:type="dxa" w:w="4810"/>
+            <w:tcW w:type="dxa" w:w="4709"/>
           </w:tcPr>
           <w:p>
             <w:pPr>
@@ -16543,7 +16543,7 @@
         </w:tc>
         <w:tc>
           <w:tcPr>
-            <w:tcW w:type="dxa" w:w="950"/>
+            <w:tcW w:type="dxa" w:w="1051"/>
           </w:tcPr>
           <w:p>
             <w:pPr>
@@ -16561,7 +16561,7 @@
         </w:tc>
         <w:tc>
           <w:tcPr>
-            <w:tcW w:type="dxa" w:w="4810"/>
+            <w:tcW w:type="dxa" w:w="4709"/>
           </w:tcPr>
           <w:p>
             <w:pPr>
@@ -16616,7 +16616,7 @@
         </w:tc>
         <w:tc>
           <w:tcPr>
-            <w:tcW w:type="dxa" w:w="950"/>
+            <w:tcW w:type="dxa" w:w="1051"/>
           </w:tcPr>
           <w:p>
             <w:pPr>
@@ -16634,7 +16634,7 @@
         </w:tc>
         <w:tc>
           <w:tcPr>
-            <w:tcW w:type="dxa" w:w="4810"/>
+            <w:tcW w:type="dxa" w:w="4709"/>
           </w:tcPr>
           <w:p>
             <w:pPr>
@@ -16689,7 +16689,7 @@
         </w:tc>
         <w:tc>
           <w:tcPr>
-            <w:tcW w:type="dxa" w:w="950"/>
+            <w:tcW w:type="dxa" w:w="1051"/>
           </w:tcPr>
           <w:p>
             <w:pPr>
@@ -16707,7 +16707,7 @@
         </w:tc>
         <w:tc>
           <w:tcPr>
-            <w:tcW w:type="dxa" w:w="4810"/>
+            <w:tcW w:type="dxa" w:w="4709"/>
           </w:tcPr>
           <w:p>
             <w:pPr>
@@ -16762,7 +16762,7 @@
         </w:tc>
         <w:tc>
           <w:tcPr>
-            <w:tcW w:type="dxa" w:w="950"/>
+            <w:tcW w:type="dxa" w:w="1051"/>
           </w:tcPr>
           <w:p>
             <w:pPr>
@@ -16780,7 +16780,7 @@
         </w:tc>
         <w:tc>
           <w:tcPr>
-            <w:tcW w:type="dxa" w:w="4810"/>
+            <w:tcW w:type="dxa" w:w="4709"/>
           </w:tcPr>
           <w:p>
             <w:pPr>
@@ -16835,7 +16835,7 @@
         </w:tc>
         <w:tc>
           <w:tcPr>
-            <w:tcW w:type="dxa" w:w="950"/>
+            <w:tcW w:type="dxa" w:w="1051"/>
           </w:tcPr>
           <w:p>
             <w:pPr>
@@ -16853,7 +16853,7 @@
         </w:tc>
         <w:tc>
           <w:tcPr>
-            <w:tcW w:type="dxa" w:w="4810"/>
+            <w:tcW w:type="dxa" w:w="4709"/>
           </w:tcPr>
           <w:p>
             <w:pPr>
@@ -16908,7 +16908,7 @@
         </w:tc>
         <w:tc>
           <w:tcPr>
-            <w:tcW w:type="dxa" w:w="950"/>
+            <w:tcW w:type="dxa" w:w="1051"/>
           </w:tcPr>
           <w:p>
             <w:pPr>
@@ -16926,7 +16926,7 @@
         </w:tc>
         <w:tc>
           <w:tcPr>
-            <w:tcW w:type="dxa" w:w="4810"/>
+            <w:tcW w:type="dxa" w:w="4709"/>
           </w:tcPr>
           <w:p>
             <w:pPr>
@@ -16981,7 +16981,7 @@
         </w:tc>
         <w:tc>
           <w:tcPr>
-            <w:tcW w:type="dxa" w:w="950"/>
+            <w:tcW w:type="dxa" w:w="1051"/>
           </w:tcPr>
           <w:p>
             <w:pPr>
@@ -16999,7 +16999,7 @@
         </w:tc>
         <w:tc>
           <w:tcPr>
-            <w:tcW w:type="dxa" w:w="4810"/>
+            <w:tcW w:type="dxa" w:w="4709"/>
           </w:tcPr>
           <w:p>
             <w:pPr>
@@ -17054,7 +17054,7 @@
         </w:tc>
         <w:tc>
           <w:tcPr>
-            <w:tcW w:type="dxa" w:w="950"/>
+            <w:tcW w:type="dxa" w:w="1051"/>
           </w:tcPr>
           <w:p>
             <w:pPr>
@@ -17072,7 +17072,7 @@
         </w:tc>
         <w:tc>
           <w:tcPr>
-            <w:tcW w:type="dxa" w:w="4810"/>
+            <w:tcW w:type="dxa" w:w="4709"/>
           </w:tcPr>
           <w:p>
             <w:pPr>
@@ -17127,7 +17127,7 @@
         </w:tc>
         <w:tc>
           <w:tcPr>
-            <w:tcW w:type="dxa" w:w="950"/>
+            <w:tcW w:type="dxa" w:w="1051"/>
           </w:tcPr>
           <w:p>
             <w:pPr>
@@ -17145,7 +17145,7 @@
         </w:tc>
         <w:tc>
           <w:tcPr>
-            <w:tcW w:type="dxa" w:w="4810"/>
+            <w:tcW w:type="dxa" w:w="4709"/>
           </w:tcPr>
           <w:p>
             <w:pPr>
@@ -17200,7 +17200,7 @@
         </w:tc>
         <w:tc>
           <w:tcPr>
-            <w:tcW w:type="dxa" w:w="950"/>
+            <w:tcW w:type="dxa" w:w="1051"/>
           </w:tcPr>
           <w:p>
             <w:pPr>
@@ -17218,7 +17218,7 @@
         </w:tc>
         <w:tc>
           <w:tcPr>
-            <w:tcW w:type="dxa" w:w="4810"/>
+            <w:tcW w:type="dxa" w:w="4709"/>
           </w:tcPr>
           <w:p>
             <w:pPr>
@@ -17273,7 +17273,7 @@
         </w:tc>
         <w:tc>
           <w:tcPr>
-            <w:tcW w:type="dxa" w:w="950"/>
+            <w:tcW w:type="dxa" w:w="1051"/>
           </w:tcPr>
           <w:p>
             <w:pPr>
@@ -17291,7 +17291,7 @@
         </w:tc>
         <w:tc>
           <w:tcPr>
-            <w:tcW w:type="dxa" w:w="4810"/>
+            <w:tcW w:type="dxa" w:w="4709"/>
           </w:tcPr>
           <w:p>
             <w:pPr>
@@ -17346,7 +17346,7 @@
         </w:tc>
         <w:tc>
           <w:tcPr>
-            <w:tcW w:type="dxa" w:w="950"/>
+            <w:tcW w:type="dxa" w:w="1051"/>
           </w:tcPr>
           <w:p>
             <w:pPr>
@@ -17364,7 +17364,7 @@
         </w:tc>
         <w:tc>
           <w:tcPr>
-            <w:tcW w:type="dxa" w:w="4810"/>
+            <w:tcW w:type="dxa" w:w="4709"/>
           </w:tcPr>
           <w:p>
             <w:pPr>
@@ -17419,7 +17419,7 @@
         </w:tc>
         <w:tc>
           <w:tcPr>
-            <w:tcW w:type="dxa" w:w="950"/>
+            <w:tcW w:type="dxa" w:w="1051"/>
           </w:tcPr>
           <w:p>
             <w:pPr>
@@ -17437,7 +17437,7 @@
         </w:tc>
         <w:tc>
           <w:tcPr>
-            <w:tcW w:type="dxa" w:w="4810"/>
+            <w:tcW w:type="dxa" w:w="4709"/>
           </w:tcPr>
           <w:p>
             <w:pPr>
@@ -17492,7 +17492,7 @@
         </w:tc>
         <w:tc>
           <w:tcPr>
-            <w:tcW w:type="dxa" w:w="950"/>
+            <w:tcW w:type="dxa" w:w="1051"/>
           </w:tcPr>
           <w:p>
             <w:pPr>
@@ -17510,7 +17510,7 @@
         </w:tc>
         <w:tc>
           <w:tcPr>
-            <w:tcW w:type="dxa" w:w="4810"/>
+            <w:tcW w:type="dxa" w:w="4709"/>
           </w:tcPr>
           <w:p>
             <w:pPr>
@@ -17565,7 +17565,7 @@
         </w:tc>
         <w:tc>
           <w:tcPr>
-            <w:tcW w:type="dxa" w:w="950"/>
+            <w:tcW w:type="dxa" w:w="1051"/>
           </w:tcPr>
           <w:p>
             <w:pPr>
@@ -17583,7 +17583,7 @@
         </w:tc>
         <w:tc>
           <w:tcPr>
-            <w:tcW w:type="dxa" w:w="4810"/>
+            <w:tcW w:type="dxa" w:w="4709"/>
           </w:tcPr>
           <w:p>
             <w:pPr>
@@ -17638,7 +17638,7 @@
         </w:tc>
         <w:tc>
           <w:tcPr>
-            <w:tcW w:type="dxa" w:w="950"/>
+            <w:tcW w:type="dxa" w:w="1051"/>
           </w:tcPr>
           <w:p>
             <w:pPr>
@@ -17656,7 +17656,7 @@
         </w:tc>
         <w:tc>
           <w:tcPr>
-            <w:tcW w:type="dxa" w:w="4810"/>
+            <w:tcW w:type="dxa" w:w="4709"/>
           </w:tcPr>
           <w:p>
             <w:pPr>
@@ -17711,7 +17711,7 @@
         </w:tc>
         <w:tc>
           <w:tcPr>
-            <w:tcW w:type="dxa" w:w="950"/>
+            <w:tcW w:type="dxa" w:w="1051"/>
           </w:tcPr>
           <w:p>
             <w:pPr>
@@ -17729,7 +17729,7 @@
         </w:tc>
         <w:tc>
           <w:tcPr>
-            <w:tcW w:type="dxa" w:w="4810"/>
+            <w:tcW w:type="dxa" w:w="4709"/>
           </w:tcPr>
           <w:p>
             <w:pPr>
@@ -17784,7 +17784,7 @@
         </w:tc>
         <w:tc>
           <w:tcPr>
-            <w:tcW w:type="dxa" w:w="950"/>
+            <w:tcW w:type="dxa" w:w="1051"/>
           </w:tcPr>
           <w:p>
             <w:pPr>
@@ -17802,7 +17802,7 @@
         </w:tc>
         <w:tc>
           <w:tcPr>
-            <w:tcW w:type="dxa" w:w="4810"/>
+            <w:tcW w:type="dxa" w:w="4709"/>
           </w:tcPr>
           <w:p>
             <w:pPr>
@@ -17864,8 +17864,8 @@
       <w:tblGrid>
         <w:gridCol w:w="2232"/>
         <w:gridCol w:w="1512"/>
-        <w:gridCol w:w="950"/>
-        <w:gridCol w:w="4810"/>
+        <w:gridCol w:w="1051"/>
+        <w:gridCol w:w="4709"/>
       </w:tblGrid>
       <w:tr>
         <w:tc>
@@ -17908,7 +17908,7 @@
         </w:tc>
         <w:tc>
           <w:tcPr>
-            <w:tcW w:type="dxa" w:w="950"/>
+            <w:tcW w:type="dxa" w:w="1051"/>
             <w:shd w:val="clear" w:color="auto" w:fill="EAF0EE"/>
           </w:tcPr>
           <w:p>
@@ -17927,7 +17927,7 @@
         </w:tc>
         <w:tc>
           <w:tcPr>
-            <w:tcW w:type="dxa" w:w="4810"/>
+            <w:tcW w:type="dxa" w:w="4709"/>
             <w:shd w:val="clear" w:color="auto" w:fill="EAF0EE"/>
           </w:tcPr>
           <w:p>
@@ -17983,7 +17983,7 @@
         </w:tc>
         <w:tc>
           <w:tcPr>
-            <w:tcW w:type="dxa" w:w="950"/>
+            <w:tcW w:type="dxa" w:w="1051"/>
           </w:tcPr>
           <w:p>
             <w:pPr>
@@ -18001,7 +18001,7 @@
         </w:tc>
         <w:tc>
           <w:tcPr>
-            <w:tcW w:type="dxa" w:w="4810"/>
+            <w:tcW w:type="dxa" w:w="4709"/>
           </w:tcPr>
           <w:p>
             <w:pPr>
@@ -18056,7 +18056,7 @@
         </w:tc>
         <w:tc>
           <w:tcPr>
-            <w:tcW w:type="dxa" w:w="950"/>
+            <w:tcW w:type="dxa" w:w="1051"/>
           </w:tcPr>
           <w:p>
             <w:pPr>
@@ -18074,7 +18074,7 @@
         </w:tc>
         <w:tc>
           <w:tcPr>
-            <w:tcW w:type="dxa" w:w="4810"/>
+            <w:tcW w:type="dxa" w:w="4709"/>
           </w:tcPr>
           <w:p>
             <w:pPr>
@@ -18129,7 +18129,7 @@
         </w:tc>
         <w:tc>
           <w:tcPr>
-            <w:tcW w:type="dxa" w:w="950"/>
+            <w:tcW w:type="dxa" w:w="1051"/>
           </w:tcPr>
           <w:p>
             <w:pPr>
@@ -18147,7 +18147,7 @@
         </w:tc>
         <w:tc>
           <w:tcPr>
-            <w:tcW w:type="dxa" w:w="4810"/>
+            <w:tcW w:type="dxa" w:w="4709"/>
           </w:tcPr>
           <w:p>
             <w:pPr>
@@ -18202,7 +18202,7 @@
         </w:tc>
         <w:tc>
           <w:tcPr>
-            <w:tcW w:type="dxa" w:w="950"/>
+            <w:tcW w:type="dxa" w:w="1051"/>
           </w:tcPr>
           <w:p>
             <w:pPr>
@@ -18220,7 +18220,7 @@
         </w:tc>
         <w:tc>
           <w:tcPr>
-            <w:tcW w:type="dxa" w:w="4810"/>
+            <w:tcW w:type="dxa" w:w="4709"/>
           </w:tcPr>
           <w:p>
             <w:pPr>
@@ -18275,7 +18275,7 @@
         </w:tc>
         <w:tc>
           <w:tcPr>
-            <w:tcW w:type="dxa" w:w="950"/>
+            <w:tcW w:type="dxa" w:w="1051"/>
           </w:tcPr>
           <w:p>
             <w:pPr>
@@ -18293,7 +18293,7 @@
         </w:tc>
         <w:tc>
           <w:tcPr>
-            <w:tcW w:type="dxa" w:w="4810"/>
+            <w:tcW w:type="dxa" w:w="4709"/>
           </w:tcPr>
           <w:p>
             <w:pPr>
@@ -18348,7 +18348,7 @@
         </w:tc>
         <w:tc>
           <w:tcPr>
-            <w:tcW w:type="dxa" w:w="950"/>
+            <w:tcW w:type="dxa" w:w="1051"/>
           </w:tcPr>
           <w:p>
             <w:pPr>
@@ -18366,7 +18366,7 @@
         </w:tc>
         <w:tc>
           <w:tcPr>
-            <w:tcW w:type="dxa" w:w="4810"/>
+            <w:tcW w:type="dxa" w:w="4709"/>
           </w:tcPr>
           <w:p>
             <w:pPr>
@@ -18421,7 +18421,7 @@
         </w:tc>
         <w:tc>
           <w:tcPr>
-            <w:tcW w:type="dxa" w:w="950"/>
+            <w:tcW w:type="dxa" w:w="1051"/>
           </w:tcPr>
           <w:p>
             <w:pPr>
@@ -18439,7 +18439,7 @@
         </w:tc>
         <w:tc>
           <w:tcPr>
-            <w:tcW w:type="dxa" w:w="4810"/>
+            <w:tcW w:type="dxa" w:w="4709"/>
           </w:tcPr>
           <w:p>
             <w:pPr>
@@ -18494,7 +18494,7 @@
         </w:tc>
         <w:tc>
           <w:tcPr>
-            <w:tcW w:type="dxa" w:w="950"/>
+            <w:tcW w:type="dxa" w:w="1051"/>
           </w:tcPr>
           <w:p>
             <w:pPr>
@@ -18512,7 +18512,7 @@
         </w:tc>
         <w:tc>
           <w:tcPr>
-            <w:tcW w:type="dxa" w:w="4810"/>
+            <w:tcW w:type="dxa" w:w="4709"/>
           </w:tcPr>
           <w:p>
             <w:pPr>
@@ -18574,8 +18574,8 @@
       <w:tblGrid>
         <w:gridCol w:w="2232"/>
         <w:gridCol w:w="1512"/>
-        <w:gridCol w:w="950"/>
-        <w:gridCol w:w="4810"/>
+        <w:gridCol w:w="1051"/>
+        <w:gridCol w:w="4709"/>
       </w:tblGrid>
       <w:tr>
         <w:tc>
@@ -18618,7 +18618,7 @@
         </w:tc>
         <w:tc>
           <w:tcPr>
-            <w:tcW w:type="dxa" w:w="950"/>
+            <w:tcW w:type="dxa" w:w="1051"/>
             <w:shd w:val="clear" w:color="auto" w:fill="EAF0EE"/>
           </w:tcPr>
           <w:p>
@@ -18637,7 +18637,7 @@
         </w:tc>
         <w:tc>
           <w:tcPr>
-            <w:tcW w:type="dxa" w:w="4810"/>
+            <w:tcW w:type="dxa" w:w="4709"/>
             <w:shd w:val="clear" w:color="auto" w:fill="EAF0EE"/>
           </w:tcPr>
           <w:p>
@@ -18693,7 +18693,7 @@
         </w:tc>
         <w:tc>
           <w:tcPr>
-            <w:tcW w:type="dxa" w:w="950"/>
+            <w:tcW w:type="dxa" w:w="1051"/>
           </w:tcPr>
           <w:p>
             <w:pPr>
@@ -18711,7 +18711,7 @@
         </w:tc>
         <w:tc>
           <w:tcPr>
-            <w:tcW w:type="dxa" w:w="4810"/>
+            <w:tcW w:type="dxa" w:w="4709"/>
           </w:tcPr>
           <w:p>
             <w:pPr>
@@ -18766,7 +18766,7 @@
         </w:tc>
         <w:tc>
           <w:tcPr>
-            <w:tcW w:type="dxa" w:w="950"/>
+            <w:tcW w:type="dxa" w:w="1051"/>
           </w:tcPr>
           <w:p>
             <w:pPr>
@@ -18784,7 +18784,7 @@
         </w:tc>
         <w:tc>
           <w:tcPr>
-            <w:tcW w:type="dxa" w:w="4810"/>
+            <w:tcW w:type="dxa" w:w="4709"/>
           </w:tcPr>
           <w:p>
             <w:pPr>
@@ -18839,7 +18839,7 @@
         </w:tc>
         <w:tc>
           <w:tcPr>
-            <w:tcW w:type="dxa" w:w="950"/>
+            <w:tcW w:type="dxa" w:w="1051"/>
           </w:tcPr>
           <w:p>
             <w:pPr>
@@ -18857,7 +18857,7 @@
         </w:tc>
         <w:tc>
           <w:tcPr>
-            <w:tcW w:type="dxa" w:w="4810"/>
+            <w:tcW w:type="dxa" w:w="4709"/>
           </w:tcPr>
           <w:p>
             <w:pPr>
@@ -18912,7 +18912,7 @@
         </w:tc>
         <w:tc>
           <w:tcPr>
-            <w:tcW w:type="dxa" w:w="950"/>
+            <w:tcW w:type="dxa" w:w="1051"/>
           </w:tcPr>
           <w:p>
             <w:pPr>
@@ -18930,7 +18930,7 @@
         </w:tc>
         <w:tc>
           <w:tcPr>
-            <w:tcW w:type="dxa" w:w="4810"/>
+            <w:tcW w:type="dxa" w:w="4709"/>
           </w:tcPr>
           <w:p>
             <w:pPr>
@@ -18985,7 +18985,7 @@
         </w:tc>
         <w:tc>
           <w:tcPr>
-            <w:tcW w:type="dxa" w:w="950"/>
+            <w:tcW w:type="dxa" w:w="1051"/>
           </w:tcPr>
           <w:p>
             <w:pPr>
@@ -19003,7 +19003,7 @@
         </w:tc>
         <w:tc>
           <w:tcPr>
-            <w:tcW w:type="dxa" w:w="4810"/>
+            <w:tcW w:type="dxa" w:w="4709"/>
           </w:tcPr>
           <w:p>
             <w:pPr>
@@ -19058,7 +19058,7 @@
         </w:tc>
         <w:tc>
           <w:tcPr>
-            <w:tcW w:type="dxa" w:w="950"/>
+            <w:tcW w:type="dxa" w:w="1051"/>
           </w:tcPr>
           <w:p>
             <w:pPr>
@@ -19076,7 +19076,7 @@
         </w:tc>
         <w:tc>
           <w:tcPr>
-            <w:tcW w:type="dxa" w:w="4810"/>
+            <w:tcW w:type="dxa" w:w="4709"/>
           </w:tcPr>
           <w:p>
             <w:pPr>
@@ -19138,8 +19138,8 @@
       <w:tblGrid>
         <w:gridCol w:w="2232"/>
         <w:gridCol w:w="1512"/>
-        <w:gridCol w:w="950"/>
-        <w:gridCol w:w="4810"/>
+        <w:gridCol w:w="1051"/>
+        <w:gridCol w:w="4709"/>
       </w:tblGrid>
       <w:tr>
         <w:tc>
@@ -19182,7 +19182,7 @@
         </w:tc>
         <w:tc>
           <w:tcPr>
-            <w:tcW w:type="dxa" w:w="950"/>
+            <w:tcW w:type="dxa" w:w="1051"/>
             <w:shd w:val="clear" w:color="auto" w:fill="EAF0EE"/>
           </w:tcPr>
           <w:p>
@@ -19201,7 +19201,7 @@
         </w:tc>
         <w:tc>
           <w:tcPr>
-            <w:tcW w:type="dxa" w:w="4810"/>
+            <w:tcW w:type="dxa" w:w="4709"/>
             <w:shd w:val="clear" w:color="auto" w:fill="EAF0EE"/>
           </w:tcPr>
           <w:p>
@@ -19257,7 +19257,7 @@
         </w:tc>
         <w:tc>
           <w:tcPr>
-            <w:tcW w:type="dxa" w:w="950"/>
+            <w:tcW w:type="dxa" w:w="1051"/>
           </w:tcPr>
           <w:p>
             <w:pPr>
@@ -19275,7 +19275,7 @@
         </w:tc>
         <w:tc>
           <w:tcPr>
-            <w:tcW w:type="dxa" w:w="4810"/>
+            <w:tcW w:type="dxa" w:w="4709"/>
           </w:tcPr>
           <w:p>
             <w:pPr>
@@ -19330,7 +19330,7 @@
         </w:tc>
         <w:tc>
           <w:tcPr>
-            <w:tcW w:type="dxa" w:w="950"/>
+            <w:tcW w:type="dxa" w:w="1051"/>
           </w:tcPr>
           <w:p>
             <w:pPr>
@@ -19348,7 +19348,7 @@
         </w:tc>
         <w:tc>
           <w:tcPr>
-            <w:tcW w:type="dxa" w:w="4810"/>
+            <w:tcW w:type="dxa" w:w="4709"/>
           </w:tcPr>
           <w:p>
             <w:pPr>
@@ -19403,7 +19403,7 @@
         </w:tc>
         <w:tc>
           <w:tcPr>
-            <w:tcW w:type="dxa" w:w="950"/>
+            <w:tcW w:type="dxa" w:w="1051"/>
           </w:tcPr>
           <w:p>
             <w:pPr>
@@ -19421,7 +19421,7 @@
         </w:tc>
         <w:tc>
           <w:tcPr>
-            <w:tcW w:type="dxa" w:w="4810"/>
+            <w:tcW w:type="dxa" w:w="4709"/>
           </w:tcPr>
           <w:p>
             <w:pPr>
@@ -19476,7 +19476,7 @@
         </w:tc>
         <w:tc>
           <w:tcPr>
-            <w:tcW w:type="dxa" w:w="950"/>
+            <w:tcW w:type="dxa" w:w="1051"/>
           </w:tcPr>
           <w:p>
             <w:pPr>
@@ -19494,7 +19494,7 @@
         </w:tc>
         <w:tc>
           <w:tcPr>
-            <w:tcW w:type="dxa" w:w="4810"/>
+            <w:tcW w:type="dxa" w:w="4709"/>
           </w:tcPr>
           <w:p>
             <w:pPr>
@@ -19549,7 +19549,7 @@
         </w:tc>
         <w:tc>
           <w:tcPr>
-            <w:tcW w:type="dxa" w:w="950"/>
+            <w:tcW w:type="dxa" w:w="1051"/>
           </w:tcPr>
           <w:p>
             <w:pPr>
@@ -19567,7 +19567,7 @@
         </w:tc>
         <w:tc>
           <w:tcPr>
-            <w:tcW w:type="dxa" w:w="4810"/>
+            <w:tcW w:type="dxa" w:w="4709"/>
           </w:tcPr>
           <w:p>
             <w:pPr>
@@ -19622,7 +19622,7 @@
         </w:tc>
         <w:tc>
           <w:tcPr>
-            <w:tcW w:type="dxa" w:w="950"/>
+            <w:tcW w:type="dxa" w:w="1051"/>
           </w:tcPr>
           <w:p>
             <w:pPr>
@@ -19640,7 +19640,7 @@
         </w:tc>
         <w:tc>
           <w:tcPr>
-            <w:tcW w:type="dxa" w:w="4810"/>
+            <w:tcW w:type="dxa" w:w="4709"/>
           </w:tcPr>
           <w:p>
             <w:pPr>
@@ -19695,7 +19695,7 @@
         </w:tc>
         <w:tc>
           <w:tcPr>
-            <w:tcW w:type="dxa" w:w="950"/>
+            <w:tcW w:type="dxa" w:w="1051"/>
           </w:tcPr>
           <w:p>
             <w:pPr>
@@ -19713,7 +19713,7 @@
         </w:tc>
         <w:tc>
           <w:tcPr>
-            <w:tcW w:type="dxa" w:w="4810"/>
+            <w:tcW w:type="dxa" w:w="4709"/>
           </w:tcPr>
           <w:p>
             <w:pPr>
@@ -19768,7 +19768,7 @@
         </w:tc>
         <w:tc>
           <w:tcPr>
-            <w:tcW w:type="dxa" w:w="950"/>
+            <w:tcW w:type="dxa" w:w="1051"/>
           </w:tcPr>
           <w:p>
             <w:pPr>
@@ -19786,7 +19786,7 @@
         </w:tc>
         <w:tc>
           <w:tcPr>
-            <w:tcW w:type="dxa" w:w="4810"/>
+            <w:tcW w:type="dxa" w:w="4709"/>
           </w:tcPr>
           <w:p>
             <w:pPr>
@@ -19841,7 +19841,7 @@
         </w:tc>
         <w:tc>
           <w:tcPr>
-            <w:tcW w:type="dxa" w:w="950"/>
+            <w:tcW w:type="dxa" w:w="1051"/>
           </w:tcPr>
           <w:p>
             <w:pPr>
@@ -19859,7 +19859,7 @@
         </w:tc>
         <w:tc>
           <w:tcPr>
-            <w:tcW w:type="dxa" w:w="4810"/>
+            <w:tcW w:type="dxa" w:w="4709"/>
           </w:tcPr>
           <w:p>
             <w:pPr>
@@ -19914,7 +19914,7 @@
         </w:tc>
         <w:tc>
           <w:tcPr>
-            <w:tcW w:type="dxa" w:w="950"/>
+            <w:tcW w:type="dxa" w:w="1051"/>
           </w:tcPr>
           <w:p>
             <w:pPr>
@@ -19932,7 +19932,7 @@
         </w:tc>
         <w:tc>
           <w:tcPr>
-            <w:tcW w:type="dxa" w:w="4810"/>
+            <w:tcW w:type="dxa" w:w="4709"/>
           </w:tcPr>
           <w:p>
             <w:pPr>
@@ -19987,7 +19987,7 @@
         </w:tc>
         <w:tc>
           <w:tcPr>
-            <w:tcW w:type="dxa" w:w="950"/>
+            <w:tcW w:type="dxa" w:w="1051"/>
           </w:tcPr>
           <w:p>
             <w:pPr>
@@ -20005,7 +20005,7 @@
         </w:tc>
         <w:tc>
           <w:tcPr>
-            <w:tcW w:type="dxa" w:w="4810"/>
+            <w:tcW w:type="dxa" w:w="4709"/>
           </w:tcPr>
           <w:p>
             <w:pPr>
@@ -20060,7 +20060,7 @@
         </w:tc>
         <w:tc>
           <w:tcPr>
-            <w:tcW w:type="dxa" w:w="950"/>
+            <w:tcW w:type="dxa" w:w="1051"/>
           </w:tcPr>
           <w:p>
             <w:pPr>
@@ -20078,7 +20078,7 @@
         </w:tc>
         <w:tc>
           <w:tcPr>
-            <w:tcW w:type="dxa" w:w="4810"/>
+            <w:tcW w:type="dxa" w:w="4709"/>
           </w:tcPr>
           <w:p>
             <w:pPr>
@@ -20133,7 +20133,7 @@
         </w:tc>
         <w:tc>
           <w:tcPr>
-            <w:tcW w:type="dxa" w:w="950"/>
+            <w:tcW w:type="dxa" w:w="1051"/>
           </w:tcPr>
           <w:p>
             <w:pPr>
@@ -20151,7 +20151,7 @@
         </w:tc>
         <w:tc>
           <w:tcPr>
-            <w:tcW w:type="dxa" w:w="4810"/>
+            <w:tcW w:type="dxa" w:w="4709"/>
           </w:tcPr>
           <w:p>
             <w:pPr>
@@ -20206,7 +20206,7 @@
         </w:tc>
         <w:tc>
           <w:tcPr>
-            <w:tcW w:type="dxa" w:w="950"/>
+            <w:tcW w:type="dxa" w:w="1051"/>
           </w:tcPr>
           <w:p>
             <w:pPr>
@@ -20224,7 +20224,7 @@
         </w:tc>
         <w:tc>
           <w:tcPr>
-            <w:tcW w:type="dxa" w:w="4810"/>
+            <w:tcW w:type="dxa" w:w="4709"/>
           </w:tcPr>
           <w:p>
             <w:pPr>
@@ -20279,7 +20279,7 @@
         </w:tc>
         <w:tc>
           <w:tcPr>
-            <w:tcW w:type="dxa" w:w="950"/>
+            <w:tcW w:type="dxa" w:w="1051"/>
           </w:tcPr>
           <w:p>
             <w:pPr>
@@ -20297,7 +20297,7 @@
         </w:tc>
         <w:tc>
           <w:tcPr>
-            <w:tcW w:type="dxa" w:w="4810"/>
+            <w:tcW w:type="dxa" w:w="4709"/>
           </w:tcPr>
           <w:p>
             <w:pPr>
@@ -20352,7 +20352,7 @@
         </w:tc>
         <w:tc>
           <w:tcPr>
-            <w:tcW w:type="dxa" w:w="950"/>
+            <w:tcW w:type="dxa" w:w="1051"/>
           </w:tcPr>
           <w:p>
             <w:pPr>
@@ -20370,7 +20370,7 @@
         </w:tc>
         <w:tc>
           <w:tcPr>
-            <w:tcW w:type="dxa" w:w="4810"/>
+            <w:tcW w:type="dxa" w:w="4709"/>
           </w:tcPr>
           <w:p>
             <w:pPr>
@@ -20425,7 +20425,7 @@
         </w:tc>
         <w:tc>
           <w:tcPr>
-            <w:tcW w:type="dxa" w:w="950"/>
+            <w:tcW w:type="dxa" w:w="1051"/>
           </w:tcPr>
           <w:p>
             <w:pPr>
@@ -20443,7 +20443,7 @@
         </w:tc>
         <w:tc>
           <w:tcPr>
-            <w:tcW w:type="dxa" w:w="4810"/>
+            <w:tcW w:type="dxa" w:w="4709"/>
           </w:tcPr>
           <w:p>
             <w:pPr>
@@ -20498,7 +20498,7 @@
         </w:tc>
         <w:tc>
           <w:tcPr>
-            <w:tcW w:type="dxa" w:w="950"/>
+            <w:tcW w:type="dxa" w:w="1051"/>
           </w:tcPr>
           <w:p>
             <w:pPr>
@@ -20516,7 +20516,7 @@
         </w:tc>
         <w:tc>
           <w:tcPr>
-            <w:tcW w:type="dxa" w:w="4810"/>
+            <w:tcW w:type="dxa" w:w="4709"/>
           </w:tcPr>
           <w:p>
             <w:pPr>
@@ -20571,7 +20571,7 @@
         </w:tc>
         <w:tc>
           <w:tcPr>
-            <w:tcW w:type="dxa" w:w="950"/>
+            <w:tcW w:type="dxa" w:w="1051"/>
           </w:tcPr>
           <w:p>
             <w:pPr>
@@ -20589,7 +20589,7 @@
         </w:tc>
         <w:tc>
           <w:tcPr>
-            <w:tcW w:type="dxa" w:w="4810"/>
+            <w:tcW w:type="dxa" w:w="4709"/>
           </w:tcPr>
           <w:p>
             <w:pPr>
@@ -20644,7 +20644,7 @@
         </w:tc>
         <w:tc>
           <w:tcPr>
-            <w:tcW w:type="dxa" w:w="950"/>
+            <w:tcW w:type="dxa" w:w="1051"/>
           </w:tcPr>
           <w:p>
             <w:pPr>
@@ -20662,7 +20662,7 @@
         </w:tc>
         <w:tc>
           <w:tcPr>
-            <w:tcW w:type="dxa" w:w="4810"/>
+            <w:tcW w:type="dxa" w:w="4709"/>
           </w:tcPr>
           <w:p>
             <w:pPr>
@@ -20717,7 +20717,7 @@
         </w:tc>
         <w:tc>
           <w:tcPr>
-            <w:tcW w:type="dxa" w:w="950"/>
+            <w:tcW w:type="dxa" w:w="1051"/>
           </w:tcPr>
           <w:p>
             <w:pPr>
@@ -20735,7 +20735,7 @@
         </w:tc>
         <w:tc>
           <w:tcPr>
-            <w:tcW w:type="dxa" w:w="4810"/>
+            <w:tcW w:type="dxa" w:w="4709"/>
           </w:tcPr>
           <w:p>
             <w:pPr>
@@ -20790,7 +20790,7 @@
         </w:tc>
         <w:tc>
           <w:tcPr>
-            <w:tcW w:type="dxa" w:w="950"/>
+            <w:tcW w:type="dxa" w:w="1051"/>
           </w:tcPr>
           <w:p>
             <w:pPr>
@@ -20808,7 +20808,7 @@
         </w:tc>
         <w:tc>
           <w:tcPr>
-            <w:tcW w:type="dxa" w:w="4810"/>
+            <w:tcW w:type="dxa" w:w="4709"/>
           </w:tcPr>
           <w:p>
             <w:pPr>
@@ -20863,7 +20863,7 @@
         </w:tc>
         <w:tc>
           <w:tcPr>
-            <w:tcW w:type="dxa" w:w="950"/>
+            <w:tcW w:type="dxa" w:w="1051"/>
           </w:tcPr>
           <w:p>
             <w:pPr>
@@ -20881,7 +20881,7 @@
         </w:tc>
         <w:tc>
           <w:tcPr>
-            <w:tcW w:type="dxa" w:w="4810"/>
+            <w:tcW w:type="dxa" w:w="4709"/>
           </w:tcPr>
           <w:p>
             <w:pPr>
@@ -20936,7 +20936,7 @@
         </w:tc>
         <w:tc>
           <w:tcPr>
-            <w:tcW w:type="dxa" w:w="950"/>
+            <w:tcW w:type="dxa" w:w="1051"/>
           </w:tcPr>
           <w:p>
             <w:pPr>
@@ -20954,7 +20954,7 @@
         </w:tc>
         <w:tc>
           <w:tcPr>
-            <w:tcW w:type="dxa" w:w="4810"/>
+            <w:tcW w:type="dxa" w:w="4709"/>
           </w:tcPr>
           <w:p>
             <w:pPr>
@@ -21009,7 +21009,7 @@
         </w:tc>
         <w:tc>
           <w:tcPr>
-            <w:tcW w:type="dxa" w:w="950"/>
+            <w:tcW w:type="dxa" w:w="1051"/>
           </w:tcPr>
           <w:p>
             <w:pPr>
@@ -21027,7 +21027,7 @@
         </w:tc>
         <w:tc>
           <w:tcPr>
-            <w:tcW w:type="dxa" w:w="4810"/>
+            <w:tcW w:type="dxa" w:w="4709"/>
           </w:tcPr>
           <w:p>
             <w:pPr>
@@ -21082,7 +21082,7 @@
         </w:tc>
         <w:tc>
           <w:tcPr>
-            <w:tcW w:type="dxa" w:w="950"/>
+            <w:tcW w:type="dxa" w:w="1051"/>
           </w:tcPr>
           <w:p>
             <w:pPr>
@@ -21100,7 +21100,7 @@
         </w:tc>
         <w:tc>
           <w:tcPr>
-            <w:tcW w:type="dxa" w:w="4810"/>
+            <w:tcW w:type="dxa" w:w="4709"/>
           </w:tcPr>
           <w:p>
             <w:pPr>
@@ -21155,7 +21155,7 @@
         </w:tc>
         <w:tc>
           <w:tcPr>
-            <w:tcW w:type="dxa" w:w="950"/>
+            <w:tcW w:type="dxa" w:w="1051"/>
           </w:tcPr>
           <w:p>
             <w:pPr>
@@ -21173,7 +21173,7 @@
         </w:tc>
         <w:tc>
           <w:tcPr>
-            <w:tcW w:type="dxa" w:w="4810"/>
+            <w:tcW w:type="dxa" w:w="4709"/>
           </w:tcPr>
           <w:p>
             <w:pPr>
@@ -21228,7 +21228,7 @@
         </w:tc>
         <w:tc>
           <w:tcPr>
-            <w:tcW w:type="dxa" w:w="950"/>
+            <w:tcW w:type="dxa" w:w="1051"/>
           </w:tcPr>
           <w:p>
             <w:pPr>
@@ -21246,7 +21246,7 @@
         </w:tc>
         <w:tc>
           <w:tcPr>
-            <w:tcW w:type="dxa" w:w="4810"/>
+            <w:tcW w:type="dxa" w:w="4709"/>
           </w:tcPr>
           <w:p>
             <w:pPr>
@@ -21301,7 +21301,7 @@
         </w:tc>
         <w:tc>
           <w:tcPr>
-            <w:tcW w:type="dxa" w:w="950"/>
+            <w:tcW w:type="dxa" w:w="1051"/>
           </w:tcPr>
           <w:p>
             <w:pPr>
@@ -21319,7 +21319,7 @@
         </w:tc>
         <w:tc>
           <w:tcPr>
-            <w:tcW w:type="dxa" w:w="4810"/>
+            <w:tcW w:type="dxa" w:w="4709"/>
           </w:tcPr>
           <w:p>
             <w:pPr>
@@ -21374,7 +21374,7 @@
         </w:tc>
         <w:tc>
           <w:tcPr>
-            <w:tcW w:type="dxa" w:w="950"/>
+            <w:tcW w:type="dxa" w:w="1051"/>
           </w:tcPr>
           <w:p>
             <w:pPr>
@@ -21392,7 +21392,7 @@
         </w:tc>
         <w:tc>
           <w:tcPr>
-            <w:tcW w:type="dxa" w:w="4810"/>
+            <w:tcW w:type="dxa" w:w="4709"/>
           </w:tcPr>
           <w:p>
             <w:pPr>
@@ -21447,7 +21447,7 @@
         </w:tc>
         <w:tc>
           <w:tcPr>
-            <w:tcW w:type="dxa" w:w="950"/>
+            <w:tcW w:type="dxa" w:w="1051"/>
           </w:tcPr>
           <w:p>
             <w:pPr>
@@ -21465,7 +21465,7 @@
         </w:tc>
         <w:tc>
           <w:tcPr>
-            <w:tcW w:type="dxa" w:w="4810"/>
+            <w:tcW w:type="dxa" w:w="4709"/>
           </w:tcPr>
           <w:p>
             <w:pPr>
@@ -21520,7 +21520,7 @@
         </w:tc>
         <w:tc>
           <w:tcPr>
-            <w:tcW w:type="dxa" w:w="950"/>
+            <w:tcW w:type="dxa" w:w="1051"/>
           </w:tcPr>
           <w:p>
             <w:pPr>
@@ -21538,7 +21538,7 @@
         </w:tc>
         <w:tc>
           <w:tcPr>
-            <w:tcW w:type="dxa" w:w="4810"/>
+            <w:tcW w:type="dxa" w:w="4709"/>
           </w:tcPr>
           <w:p>
             <w:pPr>
@@ -21593,7 +21593,7 @@
         </w:tc>
         <w:tc>
           <w:tcPr>
-            <w:tcW w:type="dxa" w:w="950"/>
+            <w:tcW w:type="dxa" w:w="1051"/>
           </w:tcPr>
           <w:p>
             <w:pPr>
@@ -21611,7 +21611,7 @@
         </w:tc>
         <w:tc>
           <w:tcPr>
-            <w:tcW w:type="dxa" w:w="4810"/>
+            <w:tcW w:type="dxa" w:w="4709"/>
           </w:tcPr>
           <w:p>
             <w:pPr>
@@ -21666,7 +21666,7 @@
         </w:tc>
         <w:tc>
           <w:tcPr>
-            <w:tcW w:type="dxa" w:w="950"/>
+            <w:tcW w:type="dxa" w:w="1051"/>
           </w:tcPr>
           <w:p>
             <w:pPr>
@@ -21684,7 +21684,7 @@
         </w:tc>
         <w:tc>
           <w:tcPr>
-            <w:tcW w:type="dxa" w:w="4810"/>
+            <w:tcW w:type="dxa" w:w="4709"/>
           </w:tcPr>
           <w:p>
             <w:pPr>
@@ -21739,7 +21739,7 @@
         </w:tc>
         <w:tc>
           <w:tcPr>
-            <w:tcW w:type="dxa" w:w="950"/>
+            <w:tcW w:type="dxa" w:w="1051"/>
           </w:tcPr>
           <w:p>
             <w:pPr>
@@ -21757,7 +21757,7 @@
         </w:tc>
         <w:tc>
           <w:tcPr>
-            <w:tcW w:type="dxa" w:w="4810"/>
+            <w:tcW w:type="dxa" w:w="4709"/>
           </w:tcPr>
           <w:p>
             <w:pPr>
@@ -21812,7 +21812,7 @@
         </w:tc>
         <w:tc>
           <w:tcPr>
-            <w:tcW w:type="dxa" w:w="950"/>
+            <w:tcW w:type="dxa" w:w="1051"/>
           </w:tcPr>
           <w:p>
             <w:pPr>
@@ -21830,7 +21830,7 @@
         </w:tc>
         <w:tc>
           <w:tcPr>
-            <w:tcW w:type="dxa" w:w="4810"/>
+            <w:tcW w:type="dxa" w:w="4709"/>
           </w:tcPr>
           <w:p>
             <w:pPr>
@@ -21885,7 +21885,7 @@
         </w:tc>
         <w:tc>
           <w:tcPr>
-            <w:tcW w:type="dxa" w:w="950"/>
+            <w:tcW w:type="dxa" w:w="1051"/>
           </w:tcPr>
           <w:p>
             <w:pPr>
@@ -21903,7 +21903,7 @@
         </w:tc>
         <w:tc>
           <w:tcPr>
-            <w:tcW w:type="dxa" w:w="4810"/>
+            <w:tcW w:type="dxa" w:w="4709"/>
           </w:tcPr>
           <w:p>
             <w:pPr>
@@ -21958,7 +21958,7 @@
         </w:tc>
         <w:tc>
           <w:tcPr>
-            <w:tcW w:type="dxa" w:w="950"/>
+            <w:tcW w:type="dxa" w:w="1051"/>
           </w:tcPr>
           <w:p>
             <w:pPr>
@@ -21976,7 +21976,7 @@
         </w:tc>
         <w:tc>
           <w:tcPr>
-            <w:tcW w:type="dxa" w:w="4810"/>
+            <w:tcW w:type="dxa" w:w="4709"/>
           </w:tcPr>
           <w:p>
             <w:pPr>
@@ -22031,7 +22031,7 @@
         </w:tc>
         <w:tc>
           <w:tcPr>
-            <w:tcW w:type="dxa" w:w="950"/>
+            <w:tcW w:type="dxa" w:w="1051"/>
           </w:tcPr>
           <w:p>
             <w:pPr>
@@ -22049,7 +22049,7 @@
         </w:tc>
         <w:tc>
           <w:tcPr>
-            <w:tcW w:type="dxa" w:w="4810"/>
+            <w:tcW w:type="dxa" w:w="4709"/>
           </w:tcPr>
           <w:p>
             <w:pPr>
@@ -22104,7 +22104,7 @@
         </w:tc>
         <w:tc>
           <w:tcPr>
-            <w:tcW w:type="dxa" w:w="950"/>
+            <w:tcW w:type="dxa" w:w="1051"/>
           </w:tcPr>
           <w:p>
             <w:pPr>
@@ -22122,7 +22122,7 @@
         </w:tc>
         <w:tc>
           <w:tcPr>
-            <w:tcW w:type="dxa" w:w="4810"/>
+            <w:tcW w:type="dxa" w:w="4709"/>
           </w:tcPr>
           <w:p>
             <w:pPr>
@@ -22177,7 +22177,7 @@
         </w:tc>
         <w:tc>
           <w:tcPr>
-            <w:tcW w:type="dxa" w:w="950"/>
+            <w:tcW w:type="dxa" w:w="1051"/>
           </w:tcPr>
           <w:p>
             <w:pPr>
@@ -22195,7 +22195,7 @@
         </w:tc>
         <w:tc>
           <w:tcPr>
-            <w:tcW w:type="dxa" w:w="4810"/>
+            <w:tcW w:type="dxa" w:w="4709"/>
           </w:tcPr>
           <w:p>
             <w:pPr>
@@ -22250,7 +22250,7 @@
         </w:tc>
         <w:tc>
           <w:tcPr>
-            <w:tcW w:type="dxa" w:w="950"/>
+            <w:tcW w:type="dxa" w:w="1051"/>
           </w:tcPr>
           <w:p>
             <w:pPr>
@@ -22268,7 +22268,7 @@
         </w:tc>
         <w:tc>
           <w:tcPr>
-            <w:tcW w:type="dxa" w:w="4810"/>
+            <w:tcW w:type="dxa" w:w="4709"/>
           </w:tcPr>
           <w:p>
             <w:pPr>
@@ -22323,7 +22323,7 @@
         </w:tc>
         <w:tc>
           <w:tcPr>
-            <w:tcW w:type="dxa" w:w="950"/>
+            <w:tcW w:type="dxa" w:w="1051"/>
           </w:tcPr>
           <w:p>
             <w:pPr>
@@ -22341,7 +22341,7 @@
         </w:tc>
         <w:tc>
           <w:tcPr>
-            <w:tcW w:type="dxa" w:w="4810"/>
+            <w:tcW w:type="dxa" w:w="4709"/>
           </w:tcPr>
           <w:p>
             <w:pPr>
@@ -22396,7 +22396,7 @@
         </w:tc>
         <w:tc>
           <w:tcPr>
-            <w:tcW w:type="dxa" w:w="950"/>
+            <w:tcW w:type="dxa" w:w="1051"/>
           </w:tcPr>
           <w:p>
             <w:pPr>
@@ -22414,7 +22414,7 @@
         </w:tc>
         <w:tc>
           <w:tcPr>
-            <w:tcW w:type="dxa" w:w="4810"/>
+            <w:tcW w:type="dxa" w:w="4709"/>
           </w:tcPr>
           <w:p>
             <w:pPr>
@@ -22469,7 +22469,7 @@
         </w:tc>
         <w:tc>
           <w:tcPr>
-            <w:tcW w:type="dxa" w:w="950"/>
+            <w:tcW w:type="dxa" w:w="1051"/>
           </w:tcPr>
           <w:p>
             <w:pPr>
@@ -22487,7 +22487,7 @@
         </w:tc>
         <w:tc>
           <w:tcPr>
-            <w:tcW w:type="dxa" w:w="4810"/>
+            <w:tcW w:type="dxa" w:w="4709"/>
           </w:tcPr>
           <w:p>
             <w:pPr>
@@ -22542,7 +22542,7 @@
         </w:tc>
         <w:tc>
           <w:tcPr>
-            <w:tcW w:type="dxa" w:w="950"/>
+            <w:tcW w:type="dxa" w:w="1051"/>
           </w:tcPr>
           <w:p>
             <w:pPr>
@@ -22560,7 +22560,7 @@
         </w:tc>
         <w:tc>
           <w:tcPr>
-            <w:tcW w:type="dxa" w:w="4810"/>
+            <w:tcW w:type="dxa" w:w="4709"/>
           </w:tcPr>
           <w:p>
             <w:pPr>
@@ -25762,22 +25762,22 @@
         <w:tblLayout w:type="fixed"/>
       </w:tblPr>
       <w:tblGrid>
-        <w:gridCol w:w="1944"/>
-        <w:gridCol w:w="763"/>
-        <w:gridCol w:w="763"/>
-        <w:gridCol w:w="763"/>
-        <w:gridCol w:w="763"/>
-        <w:gridCol w:w="763"/>
-        <w:gridCol w:w="763"/>
-        <w:gridCol w:w="763"/>
-        <w:gridCol w:w="763"/>
-        <w:gridCol w:w="763"/>
-        <w:gridCol w:w="763"/>
+        <w:gridCol w:w="2659"/>
+        <w:gridCol w:w="629"/>
+        <w:gridCol w:w="743"/>
+        <w:gridCol w:w="743"/>
+        <w:gridCol w:w="743"/>
+        <w:gridCol w:w="743"/>
+        <w:gridCol w:w="743"/>
+        <w:gridCol w:w="743"/>
+        <w:gridCol w:w="743"/>
+        <w:gridCol w:w="743"/>
+        <w:gridCol w:w="856"/>
       </w:tblGrid>
       <w:tr>
         <w:tc>
           <w:tcPr>
-            <w:tcW w:type="dxa" w:w="1944"/>
+            <w:tcW w:type="dxa" w:w="2659"/>
             <w:shd w:val="clear" w:color="auto" w:fill="EAF0EE"/>
           </w:tcPr>
           <w:p>
@@ -25796,7 +25796,7 @@
         </w:tc>
         <w:tc>
           <w:tcPr>
-            <w:tcW w:type="dxa" w:w="763"/>
+            <w:tcW w:type="dxa" w:w="629"/>
             <w:shd w:val="clear" w:color="auto" w:fill="EAF0EE"/>
           </w:tcPr>
           <w:p>
@@ -25809,13 +25809,13 @@
                 <w:color w:val="1C3A36"/>
                 <w:sz w:val="15"/>
               </w:rPr>
-              <w:t>0-10%</w:t>
-            </w:r>
-          </w:p>
-        </w:tc>
-        <w:tc>
-          <w:tcPr>
-            <w:tcW w:type="dxa" w:w="763"/>
+              <w:t>0-10</w:t>
+            </w:r>
+          </w:p>
+        </w:tc>
+        <w:tc>
+          <w:tcPr>
+            <w:tcW w:type="dxa" w:w="743"/>
             <w:shd w:val="clear" w:color="auto" w:fill="EAF0EE"/>
           </w:tcPr>
           <w:p>
@@ -25828,13 +25828,13 @@
                 <w:color w:val="1C3A36"/>
                 <w:sz w:val="15"/>
               </w:rPr>
-              <w:t>10-20%</w:t>
-            </w:r>
-          </w:p>
-        </w:tc>
-        <w:tc>
-          <w:tcPr>
-            <w:tcW w:type="dxa" w:w="763"/>
+              <w:t>10-20</w:t>
+            </w:r>
+          </w:p>
+        </w:tc>
+        <w:tc>
+          <w:tcPr>
+            <w:tcW w:type="dxa" w:w="743"/>
             <w:shd w:val="clear" w:color="auto" w:fill="EAF0EE"/>
           </w:tcPr>
           <w:p>
@@ -25847,13 +25847,13 @@
                 <w:color w:val="1C3A36"/>
                 <w:sz w:val="15"/>
               </w:rPr>
-              <w:t>20-30%</w:t>
-            </w:r>
-          </w:p>
-        </w:tc>
-        <w:tc>
-          <w:tcPr>
-            <w:tcW w:type="dxa" w:w="763"/>
+              <w:t>20-30</w:t>
+            </w:r>
+          </w:p>
+        </w:tc>
+        <w:tc>
+          <w:tcPr>
+            <w:tcW w:type="dxa" w:w="743"/>
             <w:shd w:val="clear" w:color="auto" w:fill="EAF0EE"/>
           </w:tcPr>
           <w:p>
@@ -25866,13 +25866,13 @@
                 <w:color w:val="1C3A36"/>
                 <w:sz w:val="15"/>
               </w:rPr>
-              <w:t>30-40%</w:t>
-            </w:r>
-          </w:p>
-        </w:tc>
-        <w:tc>
-          <w:tcPr>
-            <w:tcW w:type="dxa" w:w="763"/>
+              <w:t>30-40</w:t>
+            </w:r>
+          </w:p>
+        </w:tc>
+        <w:tc>
+          <w:tcPr>
+            <w:tcW w:type="dxa" w:w="743"/>
             <w:shd w:val="clear" w:color="auto" w:fill="EAF0EE"/>
           </w:tcPr>
           <w:p>
@@ -25885,13 +25885,13 @@
                 <w:color w:val="1C3A36"/>
                 <w:sz w:val="15"/>
               </w:rPr>
-              <w:t>40-50%</w:t>
-            </w:r>
-          </w:p>
-        </w:tc>
-        <w:tc>
-          <w:tcPr>
-            <w:tcW w:type="dxa" w:w="763"/>
+              <w:t>40-50</w:t>
+            </w:r>
+          </w:p>
+        </w:tc>
+        <w:tc>
+          <w:tcPr>
+            <w:tcW w:type="dxa" w:w="743"/>
             <w:shd w:val="clear" w:color="auto" w:fill="EAF0EE"/>
           </w:tcPr>
           <w:p>
@@ -25904,13 +25904,13 @@
                 <w:color w:val="1C3A36"/>
                 <w:sz w:val="15"/>
               </w:rPr>
-              <w:t>50-60%</w:t>
-            </w:r>
-          </w:p>
-        </w:tc>
-        <w:tc>
-          <w:tcPr>
-            <w:tcW w:type="dxa" w:w="763"/>
+              <w:t>50-60</w:t>
+            </w:r>
+          </w:p>
+        </w:tc>
+        <w:tc>
+          <w:tcPr>
+            <w:tcW w:type="dxa" w:w="743"/>
             <w:shd w:val="clear" w:color="auto" w:fill="EAF0EE"/>
           </w:tcPr>
           <w:p>
@@ -25923,13 +25923,13 @@
                 <w:color w:val="1C3A36"/>
                 <w:sz w:val="15"/>
               </w:rPr>
-              <w:t>60-70%</w:t>
-            </w:r>
-          </w:p>
-        </w:tc>
-        <w:tc>
-          <w:tcPr>
-            <w:tcW w:type="dxa" w:w="763"/>
+              <w:t>60-70</w:t>
+            </w:r>
+          </w:p>
+        </w:tc>
+        <w:tc>
+          <w:tcPr>
+            <w:tcW w:type="dxa" w:w="743"/>
             <w:shd w:val="clear" w:color="auto" w:fill="EAF0EE"/>
           </w:tcPr>
           <w:p>
@@ -25942,13 +25942,13 @@
                 <w:color w:val="1C3A36"/>
                 <w:sz w:val="15"/>
               </w:rPr>
-              <w:t>70-80%</w:t>
-            </w:r>
-          </w:p>
-        </w:tc>
-        <w:tc>
-          <w:tcPr>
-            <w:tcW w:type="dxa" w:w="763"/>
+              <w:t>70-80</w:t>
+            </w:r>
+          </w:p>
+        </w:tc>
+        <w:tc>
+          <w:tcPr>
+            <w:tcW w:type="dxa" w:w="743"/>
             <w:shd w:val="clear" w:color="auto" w:fill="EAF0EE"/>
           </w:tcPr>
           <w:p>
@@ -25961,13 +25961,13 @@
                 <w:color w:val="1C3A36"/>
                 <w:sz w:val="15"/>
               </w:rPr>
-              <w:t>80-90%</w:t>
-            </w:r>
-          </w:p>
-        </w:tc>
-        <w:tc>
-          <w:tcPr>
-            <w:tcW w:type="dxa" w:w="763"/>
+              <w:t>80-90</w:t>
+            </w:r>
+          </w:p>
+        </w:tc>
+        <w:tc>
+          <w:tcPr>
+            <w:tcW w:type="dxa" w:w="856"/>
             <w:shd w:val="clear" w:color="auto" w:fill="EAF0EE"/>
           </w:tcPr>
           <w:p>
@@ -25980,7 +25980,7 @@
                 <w:color w:val="1C3A36"/>
                 <w:sz w:val="15"/>
               </w:rPr>
-              <w:t>90-100%</w:t>
+              <w:t>90-100</w:t>
             </w:r>
           </w:p>
         </w:tc>
@@ -25988,7 +25988,7 @@
       <w:tr>
         <w:tc>
           <w:tcPr>
-            <w:tcW w:type="dxa" w:w="1944"/>
+            <w:tcW w:type="dxa" w:w="2659"/>
           </w:tcPr>
           <w:p>
             <w:pPr>
@@ -26005,7 +26005,7 @@
         </w:tc>
         <w:tc>
           <w:tcPr>
-            <w:tcW w:type="dxa" w:w="763"/>
+            <w:tcW w:type="dxa" w:w="629"/>
           </w:tcPr>
           <w:p>
             <w:pPr>
@@ -26023,7 +26023,7 @@
         </w:tc>
         <w:tc>
           <w:tcPr>
-            <w:tcW w:type="dxa" w:w="763"/>
+            <w:tcW w:type="dxa" w:w="743"/>
           </w:tcPr>
           <w:p>
             <w:pPr>
@@ -26041,7 +26041,7 @@
         </w:tc>
         <w:tc>
           <w:tcPr>
-            <w:tcW w:type="dxa" w:w="763"/>
+            <w:tcW w:type="dxa" w:w="743"/>
           </w:tcPr>
           <w:p>
             <w:pPr>
@@ -26059,7 +26059,7 @@
         </w:tc>
         <w:tc>
           <w:tcPr>
-            <w:tcW w:type="dxa" w:w="763"/>
+            <w:tcW w:type="dxa" w:w="743"/>
           </w:tcPr>
           <w:p>
             <w:pPr>
@@ -26077,7 +26077,7 @@
         </w:tc>
         <w:tc>
           <w:tcPr>
-            <w:tcW w:type="dxa" w:w="763"/>
+            <w:tcW w:type="dxa" w:w="743"/>
           </w:tcPr>
           <w:p>
             <w:pPr>
@@ -26095,7 +26095,7 @@
         </w:tc>
         <w:tc>
           <w:tcPr>
-            <w:tcW w:type="dxa" w:w="763"/>
+            <w:tcW w:type="dxa" w:w="743"/>
           </w:tcPr>
           <w:p>
             <w:pPr>
@@ -26113,7 +26113,7 @@
         </w:tc>
         <w:tc>
           <w:tcPr>
-            <w:tcW w:type="dxa" w:w="763"/>
+            <w:tcW w:type="dxa" w:w="743"/>
           </w:tcPr>
           <w:p>
             <w:pPr>
@@ -26131,7 +26131,7 @@
         </w:tc>
         <w:tc>
           <w:tcPr>
-            <w:tcW w:type="dxa" w:w="763"/>
+            <w:tcW w:type="dxa" w:w="743"/>
           </w:tcPr>
           <w:p>
             <w:pPr>
@@ -26149,7 +26149,7 @@
         </w:tc>
         <w:tc>
           <w:tcPr>
-            <w:tcW w:type="dxa" w:w="763"/>
+            <w:tcW w:type="dxa" w:w="743"/>
           </w:tcPr>
           <w:p>
             <w:pPr>
@@ -26167,7 +26167,7 @@
         </w:tc>
         <w:tc>
           <w:tcPr>
-            <w:tcW w:type="dxa" w:w="763"/>
+            <w:tcW w:type="dxa" w:w="856"/>
           </w:tcPr>
           <w:p>
             <w:pPr>
@@ -26187,7 +26187,7 @@
       <w:tr>
         <w:tc>
           <w:tcPr>
-            <w:tcW w:type="dxa" w:w="1944"/>
+            <w:tcW w:type="dxa" w:w="2659"/>
           </w:tcPr>
           <w:p>
             <w:pPr>
@@ -26204,7 +26204,7 @@
         </w:tc>
         <w:tc>
           <w:tcPr>
-            <w:tcW w:type="dxa" w:w="763"/>
+            <w:tcW w:type="dxa" w:w="629"/>
           </w:tcPr>
           <w:p>
             <w:pPr>
@@ -26222,7 +26222,7 @@
         </w:tc>
         <w:tc>
           <w:tcPr>
-            <w:tcW w:type="dxa" w:w="763"/>
+            <w:tcW w:type="dxa" w:w="743"/>
           </w:tcPr>
           <w:p>
             <w:pPr>
@@ -26240,7 +26240,7 @@
         </w:tc>
         <w:tc>
           <w:tcPr>
-            <w:tcW w:type="dxa" w:w="763"/>
+            <w:tcW w:type="dxa" w:w="743"/>
           </w:tcPr>
           <w:p>
             <w:pPr>
@@ -26258,7 +26258,7 @@
         </w:tc>
         <w:tc>
           <w:tcPr>
-            <w:tcW w:type="dxa" w:w="763"/>
+            <w:tcW w:type="dxa" w:w="743"/>
           </w:tcPr>
           <w:p>
             <w:pPr>
@@ -26276,7 +26276,7 @@
         </w:tc>
         <w:tc>
           <w:tcPr>
-            <w:tcW w:type="dxa" w:w="763"/>
+            <w:tcW w:type="dxa" w:w="743"/>
           </w:tcPr>
           <w:p>
             <w:pPr>
@@ -26294,7 +26294,7 @@
         </w:tc>
         <w:tc>
           <w:tcPr>
-            <w:tcW w:type="dxa" w:w="763"/>
+            <w:tcW w:type="dxa" w:w="743"/>
           </w:tcPr>
           <w:p>
             <w:pPr>
@@ -26312,7 +26312,7 @@
         </w:tc>
         <w:tc>
           <w:tcPr>
-            <w:tcW w:type="dxa" w:w="763"/>
+            <w:tcW w:type="dxa" w:w="743"/>
           </w:tcPr>
           <w:p>
             <w:pPr>
@@ -26330,7 +26330,7 @@
         </w:tc>
         <w:tc>
           <w:tcPr>
-            <w:tcW w:type="dxa" w:w="763"/>
+            <w:tcW w:type="dxa" w:w="743"/>
           </w:tcPr>
           <w:p>
             <w:pPr>
@@ -26348,7 +26348,7 @@
         </w:tc>
         <w:tc>
           <w:tcPr>
-            <w:tcW w:type="dxa" w:w="763"/>
+            <w:tcW w:type="dxa" w:w="743"/>
           </w:tcPr>
           <w:p>
             <w:pPr>
@@ -26366,7 +26366,7 @@
         </w:tc>
         <w:tc>
           <w:tcPr>
-            <w:tcW w:type="dxa" w:w="763"/>
+            <w:tcW w:type="dxa" w:w="856"/>
           </w:tcPr>
           <w:p>
             <w:pPr>
@@ -26386,7 +26386,7 @@
       <w:tr>
         <w:tc>
           <w:tcPr>
-            <w:tcW w:type="dxa" w:w="1944"/>
+            <w:tcW w:type="dxa" w:w="2659"/>
           </w:tcPr>
           <w:p>
             <w:pPr>
@@ -26403,7 +26403,7 @@
         </w:tc>
         <w:tc>
           <w:tcPr>
-            <w:tcW w:type="dxa" w:w="763"/>
+            <w:tcW w:type="dxa" w:w="629"/>
           </w:tcPr>
           <w:p>
             <w:pPr>
@@ -26421,7 +26421,7 @@
         </w:tc>
         <w:tc>
           <w:tcPr>
-            <w:tcW w:type="dxa" w:w="763"/>
+            <w:tcW w:type="dxa" w:w="743"/>
           </w:tcPr>
           <w:p>
             <w:pPr>
@@ -26439,7 +26439,7 @@
         </w:tc>
         <w:tc>
           <w:tcPr>
-            <w:tcW w:type="dxa" w:w="763"/>
+            <w:tcW w:type="dxa" w:w="743"/>
           </w:tcPr>
           <w:p>
             <w:pPr>
@@ -26457,7 +26457,7 @@
         </w:tc>
         <w:tc>
           <w:tcPr>
-            <w:tcW w:type="dxa" w:w="763"/>
+            <w:tcW w:type="dxa" w:w="743"/>
           </w:tcPr>
           <w:p>
             <w:pPr>
@@ -26475,7 +26475,7 @@
         </w:tc>
         <w:tc>
           <w:tcPr>
-            <w:tcW w:type="dxa" w:w="763"/>
+            <w:tcW w:type="dxa" w:w="743"/>
           </w:tcPr>
           <w:p>
             <w:pPr>
@@ -26493,7 +26493,7 @@
         </w:tc>
         <w:tc>
           <w:tcPr>
-            <w:tcW w:type="dxa" w:w="763"/>
+            <w:tcW w:type="dxa" w:w="743"/>
           </w:tcPr>
           <w:p>
             <w:pPr>
@@ -26511,7 +26511,7 @@
         </w:tc>
         <w:tc>
           <w:tcPr>
-            <w:tcW w:type="dxa" w:w="763"/>
+            <w:tcW w:type="dxa" w:w="743"/>
           </w:tcPr>
           <w:p>
             <w:pPr>
@@ -26529,7 +26529,7 @@
         </w:tc>
         <w:tc>
           <w:tcPr>
-            <w:tcW w:type="dxa" w:w="763"/>
+            <w:tcW w:type="dxa" w:w="743"/>
           </w:tcPr>
           <w:p>
             <w:pPr>
@@ -26547,7 +26547,7 @@
         </w:tc>
         <w:tc>
           <w:tcPr>
-            <w:tcW w:type="dxa" w:w="763"/>
+            <w:tcW w:type="dxa" w:w="743"/>
           </w:tcPr>
           <w:p>
             <w:pPr>
@@ -26565,7 +26565,7 @@
         </w:tc>
         <w:tc>
           <w:tcPr>
-            <w:tcW w:type="dxa" w:w="763"/>
+            <w:tcW w:type="dxa" w:w="856"/>
           </w:tcPr>
           <w:p>
             <w:pPr>
@@ -26599,7 +26599,7 @@
           <w:color w:val="6E7B77"/>
           <w:sz w:val="17"/>
         </w:rPr>
-        <w:t>Table B8 — where each window's realised outcome fell inside its own forecast distribution, in ten equal bins. A well-sized band spreads these evenly.</w:t>
+        <w:t>Table B8 — where each window's realised outcome fell inside its own forecast distribution, in ten equal bins. The column headings are percentage bands: 0-10 is the lowest tenth of the forecast distribution and 90-100 the highest. A well-sized band spreads these evenly.</w:t>
       </w:r>
     </w:p>
     <w:p>

--- a/engine/phar_study/EIPICO_Bibliography_09-09-2026.docx
+++ b/engine/phar_study/EIPICO_Bibliography_09-09-2026.docx
@@ -21441,7 +21441,7 @@
                 <w:color w:val="1C3A36"/>
                 <w:sz w:val="14"/>
               </w:rPr>
-              <w:t>0.2481</w:t>
+              <w:t>0.255</w:t>
             </w:r>
           </w:p>
         </w:tc>
@@ -21459,7 +21459,7 @@
                 <w:color w:val="1C3A36"/>
                 <w:sz w:val="14"/>
               </w:rPr>
-              <w:t>2026-08-09</w:t>
+              <w:t>2026-08-06</w:t>
             </w:r>
           </w:p>
         </w:tc>
@@ -21477,7 +21477,7 @@
                 <w:color w:val="1C3A36"/>
                 <w:sz w:val="14"/>
               </w:rPr>
-              <w:t>Marginal cost of local-currency debt: the ten-year sovereign yield of 22.31% plus a 250 basis-point corporate credit spread. A same-currency corporate cannot borrow below its own sovereign, so this is floored at the sovereign yield by construction</w:t>
+              <w:t>Marginal cost of local-currency debt: the ten-year sovereign yield of 23.00% plus a 250 basis-point corporate credit spread. A same-currency corporate cannot borrow below its own sovereign, so this is floored at the sovereign yield by construction -- and it is now DERIVED from the same risk-free rate the discount rate uses rather than typed, so the floor holds by arithmetic. Until 09-09-2026 this read 24.81%, being the WITHDRAWN 22.31% print of 21 July plus the same spread: the risk-free was corrected to the pricing-date observable and the cost of debt built on it was not moved with it, leaving the two 69 basis points apart with nothing to say so</w:t>
             </w:r>
           </w:p>
         </w:tc>

--- a/engine/phar_study/EIPICO_Bibliography_09-09-2026.docx
+++ b/engine/phar_study/EIPICO_Bibliography_09-09-2026.docx
@@ -899,7 +899,7 @@
                 <w:color w:val="1C3A36"/>
                 <w:sz w:val="15"/>
               </w:rPr>
-              <w:t>Country default spreads and risk premiums file, last updated 5 January 2026, read live on 9 August 2026</w:t>
+              <w:t>Country default spreads and risk premiums file, MID-YEAR (July 2026) vintage, spreads measured 30 June 2026. The 5-January-2026 vintage this study previously used is superseded and is named here rather than dropped</w:t>
             </w:r>
           </w:p>
         </w:tc>
@@ -917,7 +917,7 @@
                 <w:color w:val="1C3A36"/>
                 <w:sz w:val="15"/>
               </w:rPr>
-              <w:t>Egypt row: Moody's Caa1; adjusted default spread 6.37%; country risk premium 9.71%; total equity risk premium 13.94% on the rating basis; corporate tax rate 22.50%; sovereign credit-default-swap spread 3.41%; equity risk premium on the swap basis 9.41%</w:t>
+              <w:t>Egypt row: Moody's Caa1; adjusted default spread 5.97%; total equity risk premium 13.48% on the rating basis; sovereign credit-default-swap spread 3.42%; total equity risk premium 9.5164% on the swap basis — the basis this study adopts</w:t>
             </w:r>
           </w:p>
         </w:tc>
@@ -19908,7 +19908,7 @@
                 <w:color w:val="1C3A36"/>
                 <w:sz w:val="14"/>
               </w:rPr>
-              <w:t>0.05, 0.08, 0.075, 0.065, 0.055</w:t>
+              <w:t>0.16, 0.12, 0.09, 0.075, 0.07</w:t>
             </w:r>
           </w:p>
         </w:tc>
@@ -19926,7 +19926,7 @@
                 <w:color w:val="1C3A36"/>
                 <w:sz w:val="14"/>
               </w:rPr>
-              <w:t>2026-08-09</w:t>
+              <w:t>2026-09-09</w:t>
             </w:r>
           </w:p>
         </w:tc>
@@ -19944,7 +19944,7 @@
                 <w:color w:val="1C3A36"/>
                 <w:sz w:val="14"/>
               </w:rPr>
-              <w:t>Domestic realised price per pack, annual growth. Egyptian medicine prices are set administratively by the Egyptian Drug Authority and move in periodic approved adjustments rather than continuously; realised price per pack rose 12.6% in FY2025 after a much larger devaluation-driven step in FY2024. The path assumes price growth tracks domestic inflation as it converges on the central bank's target, with no real price gain</w:t>
+              <w:t>Domestic realised price per pack, annual growth: THE HOUSE CPI LADDER at a real drift of +0.0% a year [R-MACRO-01], not a typed path. Egyptian medicine prices are set administratively by the Egyptian Drug Authority and move in periodic approved adjustments rather than continuously; realised price per pack rose 12.59% in FY2025 after a much larger devaluation-driven step in FY2024. The path tracks domestic inflation as it converges on the central bank's target, with no real price gain and no real price loss -- which is what this input's previous source string claimed while its numbers delivered a 15.9% real cut over five years. The cut is published as the contested alternative rather than discarded</w:t>
             </w:r>
           </w:p>
         </w:tc>

--- a/engine/phar_study/EIPICO_Bibliography_09-09-2026.docx
+++ b/engine/phar_study/EIPICO_Bibliography_09-09-2026.docx
@@ -19944,7 +19944,7 @@
                 <w:color w:val="1C3A36"/>
                 <w:sz w:val="14"/>
               </w:rPr>
-              <w:t>Domestic realised price per pack, annual growth: THE HOUSE CPI LADDER at a real drift of +0.0% a year [R-MACRO-01], not a typed path. Egyptian medicine prices are set administratively by the Egyptian Drug Authority and move in periodic approved adjustments rather than continuously; realised price per pack rose 12.59% in FY2025 after a much larger devaluation-driven step in FY2024. The path tracks domestic inflation as it converges on the central bank's target, with no real price gain and no real price loss -- which is what this input's previous source string claimed while its numbers delivered a 15.9% real cut over five years. The cut is published as the contested alternative rather than discarded</w:t>
+              <w:t>Domestic realised price per pack, annual growth: THE HOUSE CPI LADDER at a real drift of +0.0% a year, not a typed path. Egyptian medicine prices are set administratively by the Egyptian Drug Authority and move in periodic approved adjustments rather than continuously; realised price per pack rose 12.59% in FY2025 after a much larger devaluation-driven step in FY2024. The path tracks domestic inflation as it converges on the central bank's target, with no real price gain and no real price loss -- which is what this input's previous source string claimed while its numbers delivered a 15.9% real cut over five years. The cut is published as the contested alternative rather than discarded</w:t>
             </w:r>
           </w:p>
         </w:tc>
